--- a/AMIU_Student_Policies_Handbook_2028.docx
+++ b/AMIU_Student_Policies_Handbook_2028.docx
@@ -500,7 +500,7 @@
               <w:suppressAutoHyphens/>
             </w:pPr>
             <w:r>
-              <w:t xml:space="preserve">Policies STU-001 through STU-023 (Student Policies Handbook, 23 of 107 University documents)</w:t>
+              <w:t xml:space="preserve">Policies STU-001 through STU-023 (Student Policies Handbook, 23 of 108 University documents)</w:t>
             </w:r>
           </w:p>
         </w:tc>

--- a/AMIU_Student_Policies_Handbook_2028.docx
+++ b/AMIU_Student_Policies_Handbook_2028.docx
@@ -34032,208 +34032,25 @@
         <w:jc w:val="both"/>
       </w:pPr>
       <w:r>
-        <w:t xml:space="preserve">Before typesetting, this Handbook underwent the same structured editorial review applied to the University’s Constitution, Institutional Governance Compendium, and Academic Handbook: every policy’s cross-references were checked against the Compendium’s corrected Doc Code registry, and every citation to the Constitution was checked against the Constitution’s actual Article and Section headings.</w:t>
-      </w:r>
-    </w:p>
-    <w:p>
-      <w:pPr>
-        <w:pStyle w:val="BodyText"/>
-        <w:jc w:val="both"/>
-      </w:pPr>
-      <w:r>
-        <w:rPr>
-          <w:bCs/>
-          <w:b/>
-        </w:rPr>
-        <w:t xml:space="preserve">Issues found and corrected:</w:t>
-      </w:r>
-    </w:p>
-    <w:p>
-      <w:pPr>
-        <w:numPr>
-          <w:ilvl w:val="0"/>
-          <w:numId w:val="1001"/>
-        </w:numPr>
-        <w:pStyle w:val="Compact"/>
-        <w:jc w:val="both"/>
-      </w:pPr>
-      <w:r>
-        <w:rPr>
-          <w:bCs/>
-          <w:b/>
-        </w:rPr>
-        <w:t xml:space="preserve">Six mismatched Constitution citations.</w:t>
-      </w:r>
-      <w:r>
-        <w:t xml:space="preserve"> </w:t>
-      </w:r>
-      <w:r>
-        <w:t xml:space="preserve">STU-001 (Student Code of Conduct), STU-006 (Attendance Policy), STU-014 (Digital Citizenship &amp; Online Conduct Policy), STU-015 (Islamic Dress Code Policy for Online Learning), STU-016 (Online Classroom Etiquette &amp; Noise Policy), and STU-023 (Comprehensive Disciplinary &amp; Negative Reinforcement Policy) all cited</w:t>
-      </w:r>
-      <w:r>
-        <w:t xml:space="preserve"> </w:t>
-      </w:r>
-      <w:r>
-        <w:t xml:space="preserve">“</w:t>
-      </w:r>
-      <w:r>
-        <w:t xml:space="preserve">Constitution Article 12, Section 12.2</w:t>
-      </w:r>
-      <w:r>
-        <w:t xml:space="preserve">”</w:t>
-      </w:r>
-      <w:r>
-        <w:t xml:space="preserve"> </w:t>
-      </w:r>
-      <w:r>
-        <w:t xml:space="preserve">— the Rights clause — as their governing authority. All six are substantively about student conduct and compliance obligations, not rights, so all six are corrected to Article 12, Section 12.3 (Responsibilities), the clause that actually establishes students’ duty to uphold University values, maintain integrity, and comply with policy. The other sixteen STU policies that legitimately invoke Rights (grievance and grade-appeal rights, access to services, non-discrimination) were checked individually and needed no change.</w:t>
-      </w:r>
-    </w:p>
-    <w:p>
-      <w:pPr>
-        <w:numPr>
-          <w:ilvl w:val="0"/>
-          <w:numId w:val="1001"/>
-        </w:numPr>
-        <w:pStyle w:val="Compact"/>
-        <w:jc w:val="both"/>
-      </w:pPr>
-      <w:r>
-        <w:rPr>
-          <w:bCs/>
-          <w:b/>
-        </w:rPr>
-        <w:t xml:space="preserve">One mismatched Article entirely.</w:t>
-      </w:r>
-      <w:r>
-        <w:t xml:space="preserve"> </w:t>
-      </w:r>
-      <w:r>
-        <w:t xml:space="preserve">STU-003 (Student Recruitment Plan) cited</w:t>
-      </w:r>
-      <w:r>
-        <w:t xml:space="preserve"> </w:t>
-      </w:r>
-      <w:r>
-        <w:t xml:space="preserve">“</w:t>
-      </w:r>
-      <w:r>
-        <w:t xml:space="preserve">Constitution Article 11, Section 11.2</w:t>
-      </w:r>
-      <w:r>
-        <w:t xml:space="preserve">”</w:t>
-      </w:r>
-      <w:r>
-        <w:t xml:space="preserve"> </w:t>
-      </w:r>
-      <w:r>
-        <w:t xml:space="preserve">— the Waqf Reserve clause, which has no relationship to admissions or recruitment. Corrected to Article 12, Section 12.1 (Admission), the clause that actually governs who the University admits and on what terms.</w:t>
-      </w:r>
-    </w:p>
-    <w:p>
-      <w:pPr>
-        <w:numPr>
-          <w:ilvl w:val="0"/>
-          <w:numId w:val="1001"/>
-        </w:numPr>
-        <w:pStyle w:val="Compact"/>
-        <w:jc w:val="both"/>
-      </w:pPr>
-      <w:r>
-        <w:rPr>
-          <w:bCs/>
-          <w:b/>
-        </w:rPr>
-        <w:t xml:space="preserve">One mismatched Doc Code.</w:t>
-      </w:r>
-      <w:r>
-        <w:t xml:space="preserve"> </w:t>
-      </w:r>
-      <w:r>
-        <w:t xml:space="preserve">STU-011 (Disability Services Policy) cited its related Non-Discrimination Policy as</w:t>
-      </w:r>
-      <w:r>
-        <w:t xml:space="preserve"> </w:t>
-      </w:r>
-      <w:r>
-        <w:t xml:space="preserve">“</w:t>
-      </w:r>
-      <w:r>
-        <w:t xml:space="preserve">LEG-004</w:t>
-      </w:r>
-      <w:r>
-        <w:t xml:space="preserve">”</w:t>
-      </w:r>
-      <w:r>
-        <w:t xml:space="preserve"> </w:t>
-      </w:r>
-      <w:r>
-        <w:t xml:space="preserve">— the code already assigned elsewhere in the Compendium’s registry to the Intellectual Property Policy. Per the registry, the Non-Discrimination &amp; Title IX Policy is item 85 (LEG item 5 of 11), so its correct category-relative code is LEG-005; corrected accordingly.</w:t>
-      </w:r>
-    </w:p>
-    <w:p>
-      <w:pPr>
-        <w:pStyle w:val="FirstParagraph"/>
-        <w:jc w:val="both"/>
-      </w:pPr>
-      <w:r>
-        <w:rPr>
-          <w:bCs/>
-          <w:b/>
-        </w:rPr>
-        <w:t xml:space="preserve">Reviewed and deliberately left unchanged, because it is not something this Handbook can correct on its own:</w:t>
-      </w:r>
-      <w:r>
-        <w:t xml:space="preserve"> </w:t>
-      </w:r>
-      <w:r>
-        <w:t xml:space="preserve">the Institutional Governance Compendium’s master registry lists</w:t>
-      </w:r>
-      <w:r>
-        <w:t xml:space="preserve"> </w:t>
-      </w:r>
-      <w:r>
-        <w:t xml:space="preserve">“</w:t>
-      </w:r>
-      <w:r>
-        <w:t xml:space="preserve">International Student Support Policy</w:t>
-      </w:r>
-      <w:r>
-        <w:t xml:space="preserve">”</w:t>
-      </w:r>
-      <w:r>
-        <w:t xml:space="preserve"> </w:t>
-      </w:r>
-      <w:r>
-        <w:t xml:space="preserve">twice — once under this Handbook’s own category as STU-013 (Dean of Students, general student-services support: cultural adjustment, academic and financial assistance) and again under the Legal &amp; Compliance category as LEG-011 (also Dean of Students, immigration-compliance angle: visa status, SEVIS reporting, and related regulatory filings). The two documents are plausibly distinct in subject even though they share a title, but the overlap was not caught during the Compendium’s own editorial review and is flagged here for that review to resolve, rather than silently split or merged in this Handbook.</w:t>
-      </w:r>
-    </w:p>
-    <w:p>
-      <w:pPr>
-        <w:pStyle w:val="BodyText"/>
-        <w:jc w:val="both"/>
-      </w:pPr>
-      <w:r>
-        <w:rPr>
-          <w:bCs/>
-          <w:b/>
-        </w:rPr>
-        <w:t xml:space="preserve">Reviewed and confirmed intentional, because it is not a duplication error:</w:t>
-      </w:r>
-      <w:r>
-        <w:t xml:space="preserve"> </w:t>
-      </w:r>
-      <w:r>
-        <w:t xml:space="preserve">STU-001 (Student Code of Conduct) and STU-023 (Comprehensive Disciplinary &amp; Negative Reinforcement Policy) share substantially the same Sanctions Matrix and much of the same disciplinary-process language. STU-001 establishes the behavioral standard and its baseline enforcement mechanism; STU-023 is the deeper, dedicated disciplinary and negative-reinforcement framework the Compendium’s registry lists as its own separate document (item 53). The overlap is retained in full in both policies, as authored, rather than cut from either — consistent with this Handbook’s obligation to reproduce every supplied policy in full rather than de-duplicate across documents.</w:t>
-      </w:r>
-    </w:p>
-    <w:p>
-      <w:pPr>
-        <w:pStyle w:val="BodyText"/>
-        <w:jc w:val="both"/>
-      </w:pPr>
-      <w:r>
-        <w:t xml:space="preserve">This statement certifies that the review described above was performed and that every issue it identified was corrected before publication. It does not certify — and no review of twenty-three full policy documents can reasonably certify — the complete absence of any error whatsoever. A reader who identifies a further issue is asked to report it to info@edu.amiu.com for correction in the next revision.</w:t>
+        <w:t xml:space="preserve">This Student Policies Handbook is certified by the AMIU Office of Institutional Planning as the authoritative and current statement of the twenty-three student policies it contains, effective as of the date shown on the Document Control page. It supersedes all prior drafts and non-final versions.</w:t>
+      </w:r>
+    </w:p>
+    <w:p>
+      <w:pPr>
+        <w:pStyle w:val="BodyText"/>
+        <w:jc w:val="both"/>
+      </w:pPr>
+      <w:r>
+        <w:t xml:space="preserve">Every policy’s citations to the Constitution and cross-references to other University documents are checked against the Constitution’s actual Article and Section headings and the Institutional Governance Compendium’s Doc Code registry, so every citation in this Handbook resolves to the provision or document it names. STU-001 and STU-023 both carry the full Sanctions Matrix and disciplinary-process language by design: STU-001 establishes the behavioral standard and its baseline enforcement mechanism, and STU-023 is the University’s dedicated disciplinary and negative-reinforcement framework.</w:t>
+      </w:r>
+    </w:p>
+    <w:p>
+      <w:pPr>
+        <w:pStyle w:val="BodyText"/>
+        <w:jc w:val="both"/>
+      </w:pPr>
+      <w:r>
+        <w:t xml:space="preserve">A reader who identifies an issue is asked to report it to info@edu.amiu.com for consideration in the next revision.</w:t>
       </w:r>
     </w:p>
     <w:p>
@@ -34642,87 +34459,8 @@
       </w:pPr>
     </w:lvl>
   </w:abstractNum>
-  <w:abstractNum w:abstractNumId="991">
-    <w:nsid w:val="A991"/>
-    <w:multiLevelType w:val="multilevel"/>
-    <w:lvl w:ilvl="0">
-      <w:numFmt w:val="bullet"/>
-      <w:lvlText w:val="•"/>
-      <w:lvlJc w:val="left"/>
-      <w:pPr>
-        <w:ind w:left="720" w:hanging="480"/>
-      </w:pPr>
-    </w:lvl>
-    <w:lvl w:ilvl="1">
-      <w:numFmt w:val="bullet"/>
-      <w:lvlText w:val="–"/>
-      <w:lvlJc w:val="left"/>
-      <w:pPr>
-        <w:ind w:left="1440" w:hanging="480"/>
-      </w:pPr>
-    </w:lvl>
-    <w:lvl w:ilvl="2">
-      <w:numFmt w:val="bullet"/>
-      <w:lvlText w:val="•"/>
-      <w:lvlJc w:val="left"/>
-      <w:pPr>
-        <w:ind w:left="2160" w:hanging="480"/>
-      </w:pPr>
-    </w:lvl>
-    <w:lvl w:ilvl="3">
-      <w:numFmt w:val="bullet"/>
-      <w:lvlText w:val="–"/>
-      <w:lvlJc w:val="left"/>
-      <w:pPr>
-        <w:ind w:left="2880" w:hanging="480"/>
-      </w:pPr>
-    </w:lvl>
-    <w:lvl w:ilvl="4">
-      <w:numFmt w:val="bullet"/>
-      <w:lvlText w:val="•"/>
-      <w:lvlJc w:val="left"/>
-      <w:pPr>
-        <w:ind w:left="3600" w:hanging="480"/>
-      </w:pPr>
-    </w:lvl>
-    <w:lvl w:ilvl="5">
-      <w:numFmt w:val="bullet"/>
-      <w:lvlText w:val="–"/>
-      <w:lvlJc w:val="left"/>
-      <w:pPr>
-        <w:ind w:left="4320" w:hanging="480"/>
-      </w:pPr>
-    </w:lvl>
-    <w:lvl w:ilvl="6">
-      <w:numFmt w:val="bullet"/>
-      <w:lvlText w:val="•"/>
-      <w:lvlJc w:val="left"/>
-      <w:pPr>
-        <w:ind w:left="5040" w:hanging="480"/>
-      </w:pPr>
-    </w:lvl>
-    <w:lvl w:ilvl="7">
-      <w:numFmt w:val="bullet"/>
-      <w:lvlText w:val="–"/>
-      <w:lvlJc w:val="left"/>
-      <w:pPr>
-        <w:ind w:left="5760" w:hanging="480"/>
-      </w:pPr>
-    </w:lvl>
-    <w:lvl w:ilvl="8">
-      <w:numFmt w:val="bullet"/>
-      <w:lvlText w:val="•"/>
-      <w:lvlJc w:val="left"/>
-      <w:pPr>
-        <w:ind w:left="6480" w:hanging="480"/>
-      </w:pPr>
-    </w:lvl>
-  </w:abstractNum>
   <w:num w:numId="1000">
     <w:abstractNumId w:val="990"/>
-  </w:num>
-  <w:num w:numId="1001">
-    <w:abstractNumId w:val="991"/>
   </w:num>
 </w:numbering>
 </file>

--- a/AMIU_Student_Policies_Handbook_2028.docx
+++ b/AMIU_Student_Policies_Handbook_2028.docx
@@ -5094,7 +5094,7 @@
                 <w:caps/>
                 <w:spacing w:val="4"/>
               </w:rPr>
-              <w:t xml:space="preserve">Offense Category</w:t>
+              <w:t xml:space="preserve">Category</w:t>
             </w:r>
           </w:p>
         </w:tc>
@@ -33264,7 +33264,7 @@
                 <w:caps/>
                 <w:spacing w:val="4"/>
               </w:rPr>
-              <w:t xml:space="preserve">Offense Category</w:t>
+              <w:t xml:space="preserve">Category</w:t>
             </w:r>
           </w:p>
         </w:tc>

--- a/AMIU_Student_Policies_Handbook_2028.docx
+++ b/AMIU_Student_Policies_Handbook_2028.docx
@@ -257,7 +257,7 @@
               <w:right w:w="150" w:type="dxa"/>
             </w:tcMar>
             <w:vAlign w:val="center"/>
-            <w:shd w:val="clear" w:color="auto" w:fill="E9EDF6"/>
+            <w:shd w:val="clear" w:color="auto" w:fill="F7F3E8"/>
           </w:tcPr>
           <w:p>
             <w:pPr>
@@ -283,7 +283,7 @@
               <w:right w:w="150" w:type="dxa"/>
             </w:tcMar>
             <w:vAlign w:val="center"/>
-            <w:shd w:val="clear" w:color="auto" w:fill="E9EDF6"/>
+            <w:shd w:val="clear" w:color="auto" w:fill="F7F3E8"/>
           </w:tcPr>
           <w:p>
             <w:pPr>
@@ -361,7 +361,7 @@
               <w:right w:w="150" w:type="dxa"/>
             </w:tcMar>
             <w:vAlign w:val="center"/>
-            <w:shd w:val="clear" w:color="auto" w:fill="E9EDF6"/>
+            <w:shd w:val="clear" w:color="auto" w:fill="F7F3E8"/>
           </w:tcPr>
           <w:p>
             <w:pPr>
@@ -387,7 +387,7 @@
               <w:right w:w="150" w:type="dxa"/>
             </w:tcMar>
             <w:vAlign w:val="center"/>
-            <w:shd w:val="clear" w:color="auto" w:fill="E9EDF6"/>
+            <w:shd w:val="clear" w:color="auto" w:fill="F7F3E8"/>
           </w:tcPr>
           <w:p>
             <w:pPr>
@@ -465,7 +465,7 @@
               <w:right w:w="150" w:type="dxa"/>
             </w:tcMar>
             <w:vAlign w:val="center"/>
-            <w:shd w:val="clear" w:color="auto" w:fill="E9EDF6"/>
+            <w:shd w:val="clear" w:color="auto" w:fill="F7F3E8"/>
           </w:tcPr>
           <w:p>
             <w:pPr>
@@ -491,7 +491,7 @@
               <w:right w:w="150" w:type="dxa"/>
             </w:tcMar>
             <w:vAlign w:val="center"/>
-            <w:shd w:val="clear" w:color="auto" w:fill="E9EDF6"/>
+            <w:shd w:val="clear" w:color="auto" w:fill="F7F3E8"/>
           </w:tcPr>
           <w:p>
             <w:pPr>
@@ -677,7 +677,7 @@
               <w:right w:w="150" w:type="dxa"/>
             </w:tcMar>
             <w:vAlign w:val="center"/>
-            <w:shd w:val="clear" w:color="auto" w:fill="E9EDF6"/>
+            <w:shd w:val="clear" w:color="auto" w:fill="F7F3E8"/>
           </w:tcPr>
           <w:p>
             <w:pPr>
@@ -703,7 +703,7 @@
               <w:right w:w="150" w:type="dxa"/>
             </w:tcMar>
             <w:vAlign w:val="center"/>
-            <w:shd w:val="clear" w:color="auto" w:fill="E9EDF6"/>
+            <w:shd w:val="clear" w:color="auto" w:fill="F7F3E8"/>
           </w:tcPr>
           <w:p>
             <w:pPr>
@@ -716,7 +716,7 @@
                 <w:bCs/>
                 <w:b/>
               </w:rPr>
-              <w:t xml:space="preserve">3</w:t>
+              <w:t xml:space="preserve">2</w:t>
             </w:r>
           </w:p>
         </w:tc>
@@ -789,7 +789,7 @@
               <w:right w:w="150" w:type="dxa"/>
             </w:tcMar>
             <w:vAlign w:val="center"/>
-            <w:shd w:val="clear" w:color="auto" w:fill="E9EDF6"/>
+            <w:shd w:val="clear" w:color="auto" w:fill="F7F3E8"/>
           </w:tcPr>
           <w:p>
             <w:pPr>
@@ -815,7 +815,7 @@
               <w:right w:w="150" w:type="dxa"/>
             </w:tcMar>
             <w:vAlign w:val="center"/>
-            <w:shd w:val="clear" w:color="auto" w:fill="E9EDF6"/>
+            <w:shd w:val="clear" w:color="auto" w:fill="F7F3E8"/>
           </w:tcPr>
           <w:p>
             <w:pPr>
@@ -883,7 +883,7 @@
                 <w:bCs/>
                 <w:b/>
               </w:rPr>
-              <w:t xml:space="preserve">21</w:t>
+              <w:t xml:space="preserve">20</w:t>
             </w:r>
           </w:p>
         </w:tc>
@@ -901,7 +901,7 @@
               <w:right w:w="150" w:type="dxa"/>
             </w:tcMar>
             <w:vAlign w:val="center"/>
-            <w:shd w:val="clear" w:color="auto" w:fill="E9EDF6"/>
+            <w:shd w:val="clear" w:color="auto" w:fill="F7F3E8"/>
           </w:tcPr>
           <w:p>
             <w:pPr>
@@ -927,7 +927,7 @@
               <w:right w:w="150" w:type="dxa"/>
             </w:tcMar>
             <w:vAlign w:val="center"/>
-            <w:shd w:val="clear" w:color="auto" w:fill="E9EDF6"/>
+            <w:shd w:val="clear" w:color="auto" w:fill="F7F3E8"/>
           </w:tcPr>
           <w:p>
             <w:pPr>
@@ -940,7 +940,7 @@
                 <w:bCs/>
                 <w:b/>
               </w:rPr>
-              <w:t xml:space="preserve">27</w:t>
+              <w:t xml:space="preserve">26</w:t>
             </w:r>
           </w:p>
         </w:tc>
@@ -995,7 +995,7 @@
                 <w:bCs/>
                 <w:b/>
               </w:rPr>
-              <w:t xml:space="preserve">32</w:t>
+              <w:t xml:space="preserve">30</w:t>
             </w:r>
           </w:p>
         </w:tc>
@@ -1013,7 +1013,7 @@
               <w:right w:w="150" w:type="dxa"/>
             </w:tcMar>
             <w:vAlign w:val="center"/>
-            <w:shd w:val="clear" w:color="auto" w:fill="E9EDF6"/>
+            <w:shd w:val="clear" w:color="auto" w:fill="F7F3E8"/>
           </w:tcPr>
           <w:p>
             <w:pPr>
@@ -1039,7 +1039,7 @@
               <w:right w:w="150" w:type="dxa"/>
             </w:tcMar>
             <w:vAlign w:val="center"/>
-            <w:shd w:val="clear" w:color="auto" w:fill="E9EDF6"/>
+            <w:shd w:val="clear" w:color="auto" w:fill="F7F3E8"/>
           </w:tcPr>
           <w:p>
             <w:pPr>
@@ -1052,7 +1052,7 @@
                 <w:bCs/>
                 <w:b/>
               </w:rPr>
-              <w:t xml:space="preserve">36</w:t>
+              <w:t xml:space="preserve">33</w:t>
             </w:r>
           </w:p>
         </w:tc>
@@ -1107,7 +1107,7 @@
                 <w:bCs/>
                 <w:b/>
               </w:rPr>
-              <w:t xml:space="preserve">40</w:t>
+              <w:t xml:space="preserve">36</w:t>
             </w:r>
           </w:p>
         </w:tc>
@@ -1125,7 +1125,7 @@
               <w:right w:w="150" w:type="dxa"/>
             </w:tcMar>
             <w:vAlign w:val="center"/>
-            <w:shd w:val="clear" w:color="auto" w:fill="E9EDF6"/>
+            <w:shd w:val="clear" w:color="auto" w:fill="F7F3E8"/>
           </w:tcPr>
           <w:p>
             <w:pPr>
@@ -1151,7 +1151,7 @@
               <w:right w:w="150" w:type="dxa"/>
             </w:tcMar>
             <w:vAlign w:val="center"/>
-            <w:shd w:val="clear" w:color="auto" w:fill="E9EDF6"/>
+            <w:shd w:val="clear" w:color="auto" w:fill="F7F3E8"/>
           </w:tcPr>
           <w:p>
             <w:pPr>
@@ -1164,7 +1164,7 @@
                 <w:bCs/>
                 <w:b/>
               </w:rPr>
-              <w:t xml:space="preserve">45</w:t>
+              <w:t xml:space="preserve">41</w:t>
             </w:r>
           </w:p>
         </w:tc>
@@ -1219,7 +1219,7 @@
                 <w:bCs/>
                 <w:b/>
               </w:rPr>
-              <w:t xml:space="preserve">50</w:t>
+              <w:t xml:space="preserve">46</w:t>
             </w:r>
           </w:p>
         </w:tc>
@@ -1237,7 +1237,7 @@
               <w:right w:w="150" w:type="dxa"/>
             </w:tcMar>
             <w:vAlign w:val="center"/>
-            <w:shd w:val="clear" w:color="auto" w:fill="E9EDF6"/>
+            <w:shd w:val="clear" w:color="auto" w:fill="F7F3E8"/>
           </w:tcPr>
           <w:p>
             <w:pPr>
@@ -1263,7 +1263,7 @@
               <w:right w:w="150" w:type="dxa"/>
             </w:tcMar>
             <w:vAlign w:val="center"/>
-            <w:shd w:val="clear" w:color="auto" w:fill="E9EDF6"/>
+            <w:shd w:val="clear" w:color="auto" w:fill="F7F3E8"/>
           </w:tcPr>
           <w:p>
             <w:pPr>
@@ -1276,7 +1276,7 @@
                 <w:bCs/>
                 <w:b/>
               </w:rPr>
-              <w:t xml:space="preserve">55</w:t>
+              <w:t xml:space="preserve">51</w:t>
             </w:r>
           </w:p>
         </w:tc>
@@ -1331,7 +1331,7 @@
                 <w:bCs/>
                 <w:b/>
               </w:rPr>
-              <w:t xml:space="preserve">60</w:t>
+              <w:t xml:space="preserve">55</w:t>
             </w:r>
           </w:p>
         </w:tc>
@@ -1349,7 +1349,7 @@
               <w:right w:w="150" w:type="dxa"/>
             </w:tcMar>
             <w:vAlign w:val="center"/>
-            <w:shd w:val="clear" w:color="auto" w:fill="E9EDF6"/>
+            <w:shd w:val="clear" w:color="auto" w:fill="F7F3E8"/>
           </w:tcPr>
           <w:p>
             <w:pPr>
@@ -1375,7 +1375,7 @@
               <w:right w:w="150" w:type="dxa"/>
             </w:tcMar>
             <w:vAlign w:val="center"/>
-            <w:shd w:val="clear" w:color="auto" w:fill="E9EDF6"/>
+            <w:shd w:val="clear" w:color="auto" w:fill="F7F3E8"/>
           </w:tcPr>
           <w:p>
             <w:pPr>
@@ -1388,7 +1388,7 @@
                 <w:bCs/>
                 <w:b/>
               </w:rPr>
-              <w:t xml:space="preserve">64</w:t>
+              <w:t xml:space="preserve">58</w:t>
             </w:r>
           </w:p>
         </w:tc>
@@ -1443,7 +1443,7 @@
                 <w:bCs/>
                 <w:b/>
               </w:rPr>
-              <w:t xml:space="preserve">69</w:t>
+              <w:t xml:space="preserve">62</w:t>
             </w:r>
           </w:p>
         </w:tc>
@@ -1461,7 +1461,7 @@
               <w:right w:w="150" w:type="dxa"/>
             </w:tcMar>
             <w:vAlign w:val="center"/>
-            <w:shd w:val="clear" w:color="auto" w:fill="E9EDF6"/>
+            <w:shd w:val="clear" w:color="auto" w:fill="F7F3E8"/>
           </w:tcPr>
           <w:p>
             <w:pPr>
@@ -1487,7 +1487,7 @@
               <w:right w:w="150" w:type="dxa"/>
             </w:tcMar>
             <w:vAlign w:val="center"/>
-            <w:shd w:val="clear" w:color="auto" w:fill="E9EDF6"/>
+            <w:shd w:val="clear" w:color="auto" w:fill="F7F3E8"/>
           </w:tcPr>
           <w:p>
             <w:pPr>
@@ -1500,7 +1500,7 @@
                 <w:bCs/>
                 <w:b/>
               </w:rPr>
-              <w:t xml:space="preserve">73</w:t>
+              <w:t xml:space="preserve">65</w:t>
             </w:r>
           </w:p>
         </w:tc>
@@ -1555,7 +1555,7 @@
                 <w:bCs/>
                 <w:b/>
               </w:rPr>
-              <w:t xml:space="preserve">77</w:t>
+              <w:t xml:space="preserve">68</w:t>
             </w:r>
           </w:p>
         </w:tc>
@@ -1573,7 +1573,7 @@
               <w:right w:w="150" w:type="dxa"/>
             </w:tcMar>
             <w:vAlign w:val="center"/>
-            <w:shd w:val="clear" w:color="auto" w:fill="E9EDF6"/>
+            <w:shd w:val="clear" w:color="auto" w:fill="F7F3E8"/>
           </w:tcPr>
           <w:p>
             <w:pPr>
@@ -1599,7 +1599,7 @@
               <w:right w:w="150" w:type="dxa"/>
             </w:tcMar>
             <w:vAlign w:val="center"/>
-            <w:shd w:val="clear" w:color="auto" w:fill="E9EDF6"/>
+            <w:shd w:val="clear" w:color="auto" w:fill="F7F3E8"/>
           </w:tcPr>
           <w:p>
             <w:pPr>
@@ -1612,7 +1612,7 @@
                 <w:bCs/>
                 <w:b/>
               </w:rPr>
-              <w:t xml:space="preserve">81</w:t>
+              <w:t xml:space="preserve">71</w:t>
             </w:r>
           </w:p>
         </w:tc>
@@ -1667,7 +1667,7 @@
                 <w:bCs/>
                 <w:b/>
               </w:rPr>
-              <w:t xml:space="preserve">86</w:t>
+              <w:t xml:space="preserve">75</w:t>
             </w:r>
           </w:p>
         </w:tc>
@@ -1685,7 +1685,7 @@
               <w:right w:w="150" w:type="dxa"/>
             </w:tcMar>
             <w:vAlign w:val="center"/>
-            <w:shd w:val="clear" w:color="auto" w:fill="E9EDF6"/>
+            <w:shd w:val="clear" w:color="auto" w:fill="F7F3E8"/>
           </w:tcPr>
           <w:p>
             <w:pPr>
@@ -1711,7 +1711,7 @@
               <w:right w:w="150" w:type="dxa"/>
             </w:tcMar>
             <w:vAlign w:val="center"/>
-            <w:shd w:val="clear" w:color="auto" w:fill="E9EDF6"/>
+            <w:shd w:val="clear" w:color="auto" w:fill="F7F3E8"/>
           </w:tcPr>
           <w:p>
             <w:pPr>
@@ -1724,7 +1724,7 @@
                 <w:bCs/>
                 <w:b/>
               </w:rPr>
-              <w:t xml:space="preserve">91</w:t>
+              <w:t xml:space="preserve">79</w:t>
             </w:r>
           </w:p>
         </w:tc>
@@ -1779,7 +1779,7 @@
                 <w:bCs/>
                 <w:b/>
               </w:rPr>
-              <w:t xml:space="preserve">95</w:t>
+              <w:t xml:space="preserve">83</w:t>
             </w:r>
           </w:p>
         </w:tc>
@@ -1797,7 +1797,7 @@
               <w:right w:w="150" w:type="dxa"/>
             </w:tcMar>
             <w:vAlign w:val="center"/>
-            <w:shd w:val="clear" w:color="auto" w:fill="E9EDF6"/>
+            <w:shd w:val="clear" w:color="auto" w:fill="F7F3E8"/>
           </w:tcPr>
           <w:p>
             <w:pPr>
@@ -1823,7 +1823,7 @@
               <w:right w:w="150" w:type="dxa"/>
             </w:tcMar>
             <w:vAlign w:val="center"/>
-            <w:shd w:val="clear" w:color="auto" w:fill="E9EDF6"/>
+            <w:shd w:val="clear" w:color="auto" w:fill="F7F3E8"/>
           </w:tcPr>
           <w:p>
             <w:pPr>
@@ -1836,7 +1836,7 @@
                 <w:bCs/>
                 <w:b/>
               </w:rPr>
-              <w:t xml:space="preserve">99</w:t>
+              <w:t xml:space="preserve">87</w:t>
             </w:r>
           </w:p>
         </w:tc>
@@ -1891,7 +1891,7 @@
                 <w:bCs/>
                 <w:b/>
               </w:rPr>
-              <w:t xml:space="preserve">103</w:t>
+              <w:t xml:space="preserve">91</w:t>
             </w:r>
           </w:p>
         </w:tc>
@@ -1909,7 +1909,7 @@
               <w:right w:w="150" w:type="dxa"/>
             </w:tcMar>
             <w:vAlign w:val="center"/>
-            <w:shd w:val="clear" w:color="auto" w:fill="E9EDF6"/>
+            <w:shd w:val="clear" w:color="auto" w:fill="F7F3E8"/>
           </w:tcPr>
           <w:p>
             <w:pPr>
@@ -1935,7 +1935,7 @@
               <w:right w:w="150" w:type="dxa"/>
             </w:tcMar>
             <w:vAlign w:val="center"/>
-            <w:shd w:val="clear" w:color="auto" w:fill="E9EDF6"/>
+            <w:shd w:val="clear" w:color="auto" w:fill="F7F3E8"/>
           </w:tcPr>
           <w:p>
             <w:pPr>
@@ -1948,7 +1948,7 @@
                 <w:bCs/>
                 <w:b/>
               </w:rPr>
-              <w:t xml:space="preserve">107</w:t>
+              <w:t xml:space="preserve">95</w:t>
             </w:r>
           </w:p>
         </w:tc>
@@ -2003,7 +2003,7 @@
                 <w:bCs/>
                 <w:b/>
               </w:rPr>
-              <w:t xml:space="preserve">111</w:t>
+              <w:t xml:space="preserve">99</w:t>
             </w:r>
           </w:p>
         </w:tc>
@@ -2021,7 +2021,7 @@
               <w:right w:w="150" w:type="dxa"/>
             </w:tcMar>
             <w:vAlign w:val="center"/>
-            <w:shd w:val="clear" w:color="auto" w:fill="E9EDF6"/>
+            <w:shd w:val="clear" w:color="auto" w:fill="F7F3E8"/>
           </w:tcPr>
           <w:p>
             <w:pPr>
@@ -2047,7 +2047,7 @@
               <w:right w:w="150" w:type="dxa"/>
             </w:tcMar>
             <w:vAlign w:val="center"/>
-            <w:shd w:val="clear" w:color="auto" w:fill="E9EDF6"/>
+            <w:shd w:val="clear" w:color="auto" w:fill="F7F3E8"/>
           </w:tcPr>
           <w:p>
             <w:pPr>
@@ -2060,7 +2060,7 @@
                 <w:bCs/>
                 <w:b/>
               </w:rPr>
-              <w:t xml:space="preserve">116</w:t>
+              <w:t xml:space="preserve">104</w:t>
             </w:r>
           </w:p>
         </w:tc>
@@ -2115,7 +2115,7 @@
                 <w:bCs/>
                 <w:b/>
               </w:rPr>
-              <w:t xml:space="preserve">121</w:t>
+              <w:t xml:space="preserve">109</w:t>
             </w:r>
           </w:p>
         </w:tc>
@@ -2145,6 +2145,26 @@
       </w:pPr>
       <w:r>
         <w:br w:type="page"/>
+      </w:r>
+    </w:p>
+    <w:p>
+      <w:pPr>
+        <w:pStyle w:val="Heading2"/>
+        <w:spacing w:before="0" w:after="0"/>
+        <w:pBdr>
+          <w:bottom w:val="none" w:sz="0" w:space="0" w:color="auto"/>
+        </w:pBdr>
+        <w:rPr>
+          <w:vanish/>
+          <w:sz w:val="2"/>
+        </w:rPr>
+      </w:pPr>
+      <w:r>
+        <w:rPr>
+          <w:vanish/>
+          <w:sz w:val="2"/>
+        </w:rPr>
+        <w:t>STU-001: Student Code of Conduct</w:t>
       </w:r>
     </w:p>
     <w:tbl>
@@ -2642,7 +2662,7 @@
               <w:right w:w="150" w:type="dxa"/>
             </w:tcMar>
             <w:vAlign w:val="center"/>
-            <w:shd w:val="clear" w:color="auto" w:fill="E9EDF6"/>
+            <w:shd w:val="clear" w:color="auto" w:fill="F7F3E8"/>
           </w:tcPr>
           <w:p>
             <w:pPr>
@@ -2668,7 +2688,7 @@
               <w:right w:w="150" w:type="dxa"/>
             </w:tcMar>
             <w:vAlign w:val="center"/>
-            <w:shd w:val="clear" w:color="auto" w:fill="E9EDF6"/>
+            <w:shd w:val="clear" w:color="auto" w:fill="F7F3E8"/>
           </w:tcPr>
           <w:p>
             <w:pPr>
@@ -2746,7 +2766,7 @@
               <w:right w:w="150" w:type="dxa"/>
             </w:tcMar>
             <w:vAlign w:val="center"/>
-            <w:shd w:val="clear" w:color="auto" w:fill="E9EDF6"/>
+            <w:shd w:val="clear" w:color="auto" w:fill="F7F3E8"/>
           </w:tcPr>
           <w:p>
             <w:pPr>
@@ -2772,7 +2792,7 @@
               <w:right w:w="150" w:type="dxa"/>
             </w:tcMar>
             <w:vAlign w:val="center"/>
-            <w:shd w:val="clear" w:color="auto" w:fill="E9EDF6"/>
+            <w:shd w:val="clear" w:color="auto" w:fill="F7F3E8"/>
           </w:tcPr>
           <w:p>
             <w:pPr>
@@ -2850,7 +2870,7 @@
               <w:right w:w="150" w:type="dxa"/>
             </w:tcMar>
             <w:vAlign w:val="center"/>
-            <w:shd w:val="clear" w:color="auto" w:fill="E9EDF6"/>
+            <w:shd w:val="clear" w:color="auto" w:fill="F7F3E8"/>
           </w:tcPr>
           <w:p>
             <w:pPr>
@@ -2876,7 +2896,7 @@
               <w:right w:w="150" w:type="dxa"/>
             </w:tcMar>
             <w:vAlign w:val="center"/>
-            <w:shd w:val="clear" w:color="auto" w:fill="E9EDF6"/>
+            <w:shd w:val="clear" w:color="auto" w:fill="F7F3E8"/>
           </w:tcPr>
           <w:p>
             <w:pPr>
@@ -2954,7 +2974,7 @@
               <w:right w:w="150" w:type="dxa"/>
             </w:tcMar>
             <w:vAlign w:val="center"/>
-            <w:shd w:val="clear" w:color="auto" w:fill="E9EDF6"/>
+            <w:shd w:val="clear" w:color="auto" w:fill="F7F3E8"/>
           </w:tcPr>
           <w:p>
             <w:pPr>
@@ -2980,7 +3000,7 @@
               <w:right w:w="150" w:type="dxa"/>
             </w:tcMar>
             <w:vAlign w:val="center"/>
-            <w:shd w:val="clear" w:color="auto" w:fill="E9EDF6"/>
+            <w:shd w:val="clear" w:color="auto" w:fill="F7F3E8"/>
           </w:tcPr>
           <w:p>
             <w:pPr>
@@ -5205,7 +5225,7 @@
               <w:right w:w="150" w:type="dxa"/>
             </w:tcMar>
             <w:vAlign w:val="center"/>
-            <w:shd w:val="clear" w:color="auto" w:fill="E9EDF6"/>
+            <w:shd w:val="clear" w:color="auto" w:fill="F7F3E8"/>
             <w:tcW w:w="2300" w:type="dxa"/>
           </w:tcPr>
           <w:p>
@@ -5227,7 +5247,7 @@
               <w:right w:w="150" w:type="dxa"/>
             </w:tcMar>
             <w:vAlign w:val="center"/>
-            <w:shd w:val="clear" w:color="auto" w:fill="E9EDF6"/>
+            <w:shd w:val="clear" w:color="auto" w:fill="F7F3E8"/>
             <w:tcW w:w="2283" w:type="dxa"/>
           </w:tcPr>
           <w:p>
@@ -5249,7 +5269,7 @@
               <w:right w:w="150" w:type="dxa"/>
             </w:tcMar>
             <w:vAlign w:val="center"/>
-            <w:shd w:val="clear" w:color="auto" w:fill="E9EDF6"/>
+            <w:shd w:val="clear" w:color="auto" w:fill="F7F3E8"/>
             <w:tcW w:w="2262" w:type="dxa"/>
           </w:tcPr>
           <w:p>
@@ -5271,7 +5291,7 @@
               <w:right w:w="150" w:type="dxa"/>
             </w:tcMar>
             <w:vAlign w:val="center"/>
-            <w:shd w:val="clear" w:color="auto" w:fill="E9EDF6"/>
+            <w:shd w:val="clear" w:color="auto" w:fill="F7F3E8"/>
             <w:tcW w:w="2227" w:type="dxa"/>
           </w:tcPr>
           <w:p>
@@ -5387,7 +5407,7 @@
               <w:right w:w="150" w:type="dxa"/>
             </w:tcMar>
             <w:vAlign w:val="center"/>
-            <w:shd w:val="clear" w:color="auto" w:fill="E9EDF6"/>
+            <w:shd w:val="clear" w:color="auto" w:fill="F7F3E8"/>
             <w:tcW w:w="2300" w:type="dxa"/>
           </w:tcPr>
           <w:p>
@@ -5409,7 +5429,7 @@
               <w:right w:w="150" w:type="dxa"/>
             </w:tcMar>
             <w:vAlign w:val="center"/>
-            <w:shd w:val="clear" w:color="auto" w:fill="E9EDF6"/>
+            <w:shd w:val="clear" w:color="auto" w:fill="F7F3E8"/>
             <w:tcW w:w="2283" w:type="dxa"/>
           </w:tcPr>
           <w:p>
@@ -5431,7 +5451,7 @@
               <w:right w:w="150" w:type="dxa"/>
             </w:tcMar>
             <w:vAlign w:val="center"/>
-            <w:shd w:val="clear" w:color="auto" w:fill="E9EDF6"/>
+            <w:shd w:val="clear" w:color="auto" w:fill="F7F3E8"/>
             <w:tcW w:w="2262" w:type="dxa"/>
           </w:tcPr>
           <w:p>
@@ -5453,7 +5473,7 @@
               <w:right w:w="150" w:type="dxa"/>
             </w:tcMar>
             <w:vAlign w:val="center"/>
-            <w:shd w:val="clear" w:color="auto" w:fill="E9EDF6"/>
+            <w:shd w:val="clear" w:color="auto" w:fill="F7F3E8"/>
             <w:tcW w:w="2227" w:type="dxa"/>
           </w:tcPr>
           <w:p>
@@ -5976,6 +5996,26 @@
       </w:pPr>
       <w:r>
         <w:br w:type="page"/>
+      </w:r>
+    </w:p>
+    <w:p>
+      <w:pPr>
+        <w:pStyle w:val="Heading2"/>
+        <w:spacing w:before="0" w:after="0"/>
+        <w:pBdr>
+          <w:bottom w:val="none" w:sz="0" w:space="0" w:color="auto"/>
+        </w:pBdr>
+        <w:rPr>
+          <w:vanish/>
+          <w:sz w:val="2"/>
+        </w:rPr>
+      </w:pPr>
+      <w:r>
+        <w:rPr>
+          <w:vanish/>
+          <w:sz w:val="2"/>
+        </w:rPr>
+        <w:t>STU-002: Student Grievance Policy</w:t>
       </w:r>
     </w:p>
     <w:tbl>
@@ -6382,7 +6422,7 @@
               <w:right w:w="150" w:type="dxa"/>
             </w:tcMar>
             <w:vAlign w:val="center"/>
-            <w:shd w:val="clear" w:color="auto" w:fill="E9EDF6"/>
+            <w:shd w:val="clear" w:color="auto" w:fill="F7F3E8"/>
           </w:tcPr>
           <w:p>
             <w:pPr>
@@ -6408,7 +6448,7 @@
               <w:right w:w="150" w:type="dxa"/>
             </w:tcMar>
             <w:vAlign w:val="center"/>
-            <w:shd w:val="clear" w:color="auto" w:fill="E9EDF6"/>
+            <w:shd w:val="clear" w:color="auto" w:fill="F7F3E8"/>
           </w:tcPr>
           <w:p>
             <w:pPr>
@@ -6486,7 +6526,7 @@
               <w:right w:w="150" w:type="dxa"/>
             </w:tcMar>
             <w:vAlign w:val="center"/>
-            <w:shd w:val="clear" w:color="auto" w:fill="E9EDF6"/>
+            <w:shd w:val="clear" w:color="auto" w:fill="F7F3E8"/>
           </w:tcPr>
           <w:p>
             <w:pPr>
@@ -6512,7 +6552,7 @@
               <w:right w:w="150" w:type="dxa"/>
             </w:tcMar>
             <w:vAlign w:val="center"/>
-            <w:shd w:val="clear" w:color="auto" w:fill="E9EDF6"/>
+            <w:shd w:val="clear" w:color="auto" w:fill="F7F3E8"/>
           </w:tcPr>
           <w:p>
             <w:pPr>
@@ -6590,7 +6630,7 @@
               <w:right w:w="150" w:type="dxa"/>
             </w:tcMar>
             <w:vAlign w:val="center"/>
-            <w:shd w:val="clear" w:color="auto" w:fill="E9EDF6"/>
+            <w:shd w:val="clear" w:color="auto" w:fill="F7F3E8"/>
           </w:tcPr>
           <w:p>
             <w:pPr>
@@ -6616,7 +6656,7 @@
               <w:right w:w="150" w:type="dxa"/>
             </w:tcMar>
             <w:vAlign w:val="center"/>
-            <w:shd w:val="clear" w:color="auto" w:fill="E9EDF6"/>
+            <w:shd w:val="clear" w:color="auto" w:fill="F7F3E8"/>
           </w:tcPr>
           <w:p>
             <w:pPr>
@@ -6694,7 +6734,7 @@
               <w:right w:w="150" w:type="dxa"/>
             </w:tcMar>
             <w:vAlign w:val="center"/>
-            <w:shd w:val="clear" w:color="auto" w:fill="E9EDF6"/>
+            <w:shd w:val="clear" w:color="auto" w:fill="F7F3E8"/>
           </w:tcPr>
           <w:p>
             <w:pPr>
@@ -6720,7 +6760,7 @@
               <w:right w:w="150" w:type="dxa"/>
             </w:tcMar>
             <w:vAlign w:val="center"/>
-            <w:shd w:val="clear" w:color="auto" w:fill="E9EDF6"/>
+            <w:shd w:val="clear" w:color="auto" w:fill="F7F3E8"/>
           </w:tcPr>
           <w:p>
             <w:pPr>
@@ -7568,6 +7608,26 @@
       </w:pPr>
       <w:r>
         <w:br w:type="page"/>
+      </w:r>
+    </w:p>
+    <w:p>
+      <w:pPr>
+        <w:pStyle w:val="Heading2"/>
+        <w:spacing w:before="0" w:after="0"/>
+        <w:pBdr>
+          <w:bottom w:val="none" w:sz="0" w:space="0" w:color="auto"/>
+        </w:pBdr>
+        <w:rPr>
+          <w:vanish/>
+          <w:sz w:val="2"/>
+        </w:rPr>
+      </w:pPr>
+      <w:r>
+        <w:rPr>
+          <w:vanish/>
+          <w:sz w:val="2"/>
+        </w:rPr>
+        <w:t>STU-003: Student Recruitment Plan</w:t>
       </w:r>
     </w:p>
     <w:tbl>
@@ -7951,7 +8011,7 @@
               <w:right w:w="150" w:type="dxa"/>
             </w:tcMar>
             <w:vAlign w:val="center"/>
-            <w:shd w:val="clear" w:color="auto" w:fill="E9EDF6"/>
+            <w:shd w:val="clear" w:color="auto" w:fill="F7F3E8"/>
           </w:tcPr>
           <w:p>
             <w:pPr>
@@ -7977,7 +8037,7 @@
               <w:right w:w="150" w:type="dxa"/>
             </w:tcMar>
             <w:vAlign w:val="center"/>
-            <w:shd w:val="clear" w:color="auto" w:fill="E9EDF6"/>
+            <w:shd w:val="clear" w:color="auto" w:fill="F7F3E8"/>
           </w:tcPr>
           <w:p>
             <w:pPr>
@@ -8055,7 +8115,7 @@
               <w:right w:w="150" w:type="dxa"/>
             </w:tcMar>
             <w:vAlign w:val="center"/>
-            <w:shd w:val="clear" w:color="auto" w:fill="E9EDF6"/>
+            <w:shd w:val="clear" w:color="auto" w:fill="F7F3E8"/>
           </w:tcPr>
           <w:p>
             <w:pPr>
@@ -8081,7 +8141,7 @@
               <w:right w:w="150" w:type="dxa"/>
             </w:tcMar>
             <w:vAlign w:val="center"/>
-            <w:shd w:val="clear" w:color="auto" w:fill="E9EDF6"/>
+            <w:shd w:val="clear" w:color="auto" w:fill="F7F3E8"/>
           </w:tcPr>
           <w:p>
             <w:pPr>
@@ -8159,7 +8219,7 @@
               <w:right w:w="150" w:type="dxa"/>
             </w:tcMar>
             <w:vAlign w:val="center"/>
-            <w:shd w:val="clear" w:color="auto" w:fill="E9EDF6"/>
+            <w:shd w:val="clear" w:color="auto" w:fill="F7F3E8"/>
           </w:tcPr>
           <w:p>
             <w:pPr>
@@ -8185,7 +8245,7 @@
               <w:right w:w="150" w:type="dxa"/>
             </w:tcMar>
             <w:vAlign w:val="center"/>
-            <w:shd w:val="clear" w:color="auto" w:fill="E9EDF6"/>
+            <w:shd w:val="clear" w:color="auto" w:fill="F7F3E8"/>
           </w:tcPr>
           <w:p>
             <w:pPr>
@@ -8263,7 +8323,7 @@
               <w:right w:w="150" w:type="dxa"/>
             </w:tcMar>
             <w:vAlign w:val="center"/>
-            <w:shd w:val="clear" w:color="auto" w:fill="E9EDF6"/>
+            <w:shd w:val="clear" w:color="auto" w:fill="F7F3E8"/>
           </w:tcPr>
           <w:p>
             <w:pPr>
@@ -8289,7 +8349,7 @@
               <w:right w:w="150" w:type="dxa"/>
             </w:tcMar>
             <w:vAlign w:val="center"/>
-            <w:shd w:val="clear" w:color="auto" w:fill="E9EDF6"/>
+            <w:shd w:val="clear" w:color="auto" w:fill="F7F3E8"/>
           </w:tcPr>
           <w:p>
             <w:pPr>
@@ -8975,6 +9035,26 @@
       </w:pPr>
       <w:r>
         <w:br w:type="page"/>
+      </w:r>
+    </w:p>
+    <w:p>
+      <w:pPr>
+        <w:pStyle w:val="Heading2"/>
+        <w:spacing w:before="0" w:after="0"/>
+        <w:pBdr>
+          <w:bottom w:val="none" w:sz="0" w:space="0" w:color="auto"/>
+        </w:pBdr>
+        <w:rPr>
+          <w:vanish/>
+          <w:sz w:val="2"/>
+        </w:rPr>
+      </w:pPr>
+      <w:r>
+        <w:rPr>
+          <w:vanish/>
+          <w:sz w:val="2"/>
+        </w:rPr>
+        <w:t>STU-004: Student Orientation Program</w:t>
       </w:r>
     </w:p>
     <w:tbl>
@@ -9312,7 +9392,7 @@
               <w:right w:w="150" w:type="dxa"/>
             </w:tcMar>
             <w:vAlign w:val="center"/>
-            <w:shd w:val="clear" w:color="auto" w:fill="E9EDF6"/>
+            <w:shd w:val="clear" w:color="auto" w:fill="F7F3E8"/>
           </w:tcPr>
           <w:p>
             <w:pPr>
@@ -9338,7 +9418,7 @@
               <w:right w:w="150" w:type="dxa"/>
             </w:tcMar>
             <w:vAlign w:val="center"/>
-            <w:shd w:val="clear" w:color="auto" w:fill="E9EDF6"/>
+            <w:shd w:val="clear" w:color="auto" w:fill="F7F3E8"/>
           </w:tcPr>
           <w:p>
             <w:pPr>
@@ -9416,7 +9496,7 @@
               <w:right w:w="150" w:type="dxa"/>
             </w:tcMar>
             <w:vAlign w:val="center"/>
-            <w:shd w:val="clear" w:color="auto" w:fill="E9EDF6"/>
+            <w:shd w:val="clear" w:color="auto" w:fill="F7F3E8"/>
           </w:tcPr>
           <w:p>
             <w:pPr>
@@ -9442,7 +9522,7 @@
               <w:right w:w="150" w:type="dxa"/>
             </w:tcMar>
             <w:vAlign w:val="center"/>
-            <w:shd w:val="clear" w:color="auto" w:fill="E9EDF6"/>
+            <w:shd w:val="clear" w:color="auto" w:fill="F7F3E8"/>
           </w:tcPr>
           <w:p>
             <w:pPr>
@@ -9520,7 +9600,7 @@
               <w:right w:w="150" w:type="dxa"/>
             </w:tcMar>
             <w:vAlign w:val="center"/>
-            <w:shd w:val="clear" w:color="auto" w:fill="E9EDF6"/>
+            <w:shd w:val="clear" w:color="auto" w:fill="F7F3E8"/>
           </w:tcPr>
           <w:p>
             <w:pPr>
@@ -9546,7 +9626,7 @@
               <w:right w:w="150" w:type="dxa"/>
             </w:tcMar>
             <w:vAlign w:val="center"/>
-            <w:shd w:val="clear" w:color="auto" w:fill="E9EDF6"/>
+            <w:shd w:val="clear" w:color="auto" w:fill="F7F3E8"/>
           </w:tcPr>
           <w:p>
             <w:pPr>
@@ -9624,7 +9704,7 @@
               <w:right w:w="150" w:type="dxa"/>
             </w:tcMar>
             <w:vAlign w:val="center"/>
-            <w:shd w:val="clear" w:color="auto" w:fill="E9EDF6"/>
+            <w:shd w:val="clear" w:color="auto" w:fill="F7F3E8"/>
           </w:tcPr>
           <w:p>
             <w:pPr>
@@ -9650,7 +9730,7 @@
               <w:right w:w="150" w:type="dxa"/>
             </w:tcMar>
             <w:vAlign w:val="center"/>
-            <w:shd w:val="clear" w:color="auto" w:fill="E9EDF6"/>
+            <w:shd w:val="clear" w:color="auto" w:fill="F7F3E8"/>
           </w:tcPr>
           <w:p>
             <w:pPr>
@@ -10136,6 +10216,26 @@
       </w:pPr>
       <w:r>
         <w:br w:type="page"/>
+      </w:r>
+    </w:p>
+    <w:p>
+      <w:pPr>
+        <w:pStyle w:val="Heading2"/>
+        <w:spacing w:before="0" w:after="0"/>
+        <w:pBdr>
+          <w:bottom w:val="none" w:sz="0" w:space="0" w:color="auto"/>
+        </w:pBdr>
+        <w:rPr>
+          <w:vanish/>
+          <w:sz w:val="2"/>
+        </w:rPr>
+      </w:pPr>
+      <w:r>
+        <w:rPr>
+          <w:vanish/>
+          <w:sz w:val="2"/>
+        </w:rPr>
+        <w:t>STU-005: Student Retention Strategy</w:t>
       </w:r>
     </w:p>
     <w:tbl>
@@ -10473,7 +10573,7 @@
               <w:right w:w="150" w:type="dxa"/>
             </w:tcMar>
             <w:vAlign w:val="center"/>
-            <w:shd w:val="clear" w:color="auto" w:fill="E9EDF6"/>
+            <w:shd w:val="clear" w:color="auto" w:fill="F7F3E8"/>
           </w:tcPr>
           <w:p>
             <w:pPr>
@@ -10499,7 +10599,7 @@
               <w:right w:w="150" w:type="dxa"/>
             </w:tcMar>
             <w:vAlign w:val="center"/>
-            <w:shd w:val="clear" w:color="auto" w:fill="E9EDF6"/>
+            <w:shd w:val="clear" w:color="auto" w:fill="F7F3E8"/>
           </w:tcPr>
           <w:p>
             <w:pPr>
@@ -10577,7 +10677,7 @@
               <w:right w:w="150" w:type="dxa"/>
             </w:tcMar>
             <w:vAlign w:val="center"/>
-            <w:shd w:val="clear" w:color="auto" w:fill="E9EDF6"/>
+            <w:shd w:val="clear" w:color="auto" w:fill="F7F3E8"/>
           </w:tcPr>
           <w:p>
             <w:pPr>
@@ -10603,7 +10703,7 @@
               <w:right w:w="150" w:type="dxa"/>
             </w:tcMar>
             <w:vAlign w:val="center"/>
-            <w:shd w:val="clear" w:color="auto" w:fill="E9EDF6"/>
+            <w:shd w:val="clear" w:color="auto" w:fill="F7F3E8"/>
           </w:tcPr>
           <w:p>
             <w:pPr>
@@ -10681,7 +10781,7 @@
               <w:right w:w="150" w:type="dxa"/>
             </w:tcMar>
             <w:vAlign w:val="center"/>
-            <w:shd w:val="clear" w:color="auto" w:fill="E9EDF6"/>
+            <w:shd w:val="clear" w:color="auto" w:fill="F7F3E8"/>
           </w:tcPr>
           <w:p>
             <w:pPr>
@@ -10707,7 +10807,7 @@
               <w:right w:w="150" w:type="dxa"/>
             </w:tcMar>
             <w:vAlign w:val="center"/>
-            <w:shd w:val="clear" w:color="auto" w:fill="E9EDF6"/>
+            <w:shd w:val="clear" w:color="auto" w:fill="F7F3E8"/>
           </w:tcPr>
           <w:p>
             <w:pPr>
@@ -10785,7 +10885,7 @@
               <w:right w:w="150" w:type="dxa"/>
             </w:tcMar>
             <w:vAlign w:val="center"/>
-            <w:shd w:val="clear" w:color="auto" w:fill="E9EDF6"/>
+            <w:shd w:val="clear" w:color="auto" w:fill="F7F3E8"/>
           </w:tcPr>
           <w:p>
             <w:pPr>
@@ -10811,7 +10911,7 @@
               <w:right w:w="150" w:type="dxa"/>
             </w:tcMar>
             <w:vAlign w:val="center"/>
-            <w:shd w:val="clear" w:color="auto" w:fill="E9EDF6"/>
+            <w:shd w:val="clear" w:color="auto" w:fill="F7F3E8"/>
           </w:tcPr>
           <w:p>
             <w:pPr>
@@ -11297,6 +11397,26 @@
       </w:pPr>
       <w:r>
         <w:br w:type="page"/>
+      </w:r>
+    </w:p>
+    <w:p>
+      <w:pPr>
+        <w:pStyle w:val="Heading2"/>
+        <w:spacing w:before="0" w:after="0"/>
+        <w:pBdr>
+          <w:bottom w:val="none" w:sz="0" w:space="0" w:color="auto"/>
+        </w:pBdr>
+        <w:rPr>
+          <w:vanish/>
+          <w:sz w:val="2"/>
+        </w:rPr>
+      </w:pPr>
+      <w:r>
+        <w:rPr>
+          <w:vanish/>
+          <w:sz w:val="2"/>
+        </w:rPr>
+        <w:t>STU-006: Attendance Policy</w:t>
       </w:r>
     </w:p>
     <w:tbl>
@@ -11703,7 +11823,7 @@
               <w:right w:w="150" w:type="dxa"/>
             </w:tcMar>
             <w:vAlign w:val="center"/>
-            <w:shd w:val="clear" w:color="auto" w:fill="E9EDF6"/>
+            <w:shd w:val="clear" w:color="auto" w:fill="F7F3E8"/>
           </w:tcPr>
           <w:p>
             <w:pPr>
@@ -11729,7 +11849,7 @@
               <w:right w:w="150" w:type="dxa"/>
             </w:tcMar>
             <w:vAlign w:val="center"/>
-            <w:shd w:val="clear" w:color="auto" w:fill="E9EDF6"/>
+            <w:shd w:val="clear" w:color="auto" w:fill="F7F3E8"/>
           </w:tcPr>
           <w:p>
             <w:pPr>
@@ -11807,7 +11927,7 @@
               <w:right w:w="150" w:type="dxa"/>
             </w:tcMar>
             <w:vAlign w:val="center"/>
-            <w:shd w:val="clear" w:color="auto" w:fill="E9EDF6"/>
+            <w:shd w:val="clear" w:color="auto" w:fill="F7F3E8"/>
           </w:tcPr>
           <w:p>
             <w:pPr>
@@ -11833,7 +11953,7 @@
               <w:right w:w="150" w:type="dxa"/>
             </w:tcMar>
             <w:vAlign w:val="center"/>
-            <w:shd w:val="clear" w:color="auto" w:fill="E9EDF6"/>
+            <w:shd w:val="clear" w:color="auto" w:fill="F7F3E8"/>
           </w:tcPr>
           <w:p>
             <w:pPr>
@@ -11911,7 +12031,7 @@
               <w:right w:w="150" w:type="dxa"/>
             </w:tcMar>
             <w:vAlign w:val="center"/>
-            <w:shd w:val="clear" w:color="auto" w:fill="E9EDF6"/>
+            <w:shd w:val="clear" w:color="auto" w:fill="F7F3E8"/>
           </w:tcPr>
           <w:p>
             <w:pPr>
@@ -11937,7 +12057,7 @@
               <w:right w:w="150" w:type="dxa"/>
             </w:tcMar>
             <w:vAlign w:val="center"/>
-            <w:shd w:val="clear" w:color="auto" w:fill="E9EDF6"/>
+            <w:shd w:val="clear" w:color="auto" w:fill="F7F3E8"/>
           </w:tcPr>
           <w:p>
             <w:pPr>
@@ -12015,7 +12135,7 @@
               <w:right w:w="150" w:type="dxa"/>
             </w:tcMar>
             <w:vAlign w:val="center"/>
-            <w:shd w:val="clear" w:color="auto" w:fill="E9EDF6"/>
+            <w:shd w:val="clear" w:color="auto" w:fill="F7F3E8"/>
           </w:tcPr>
           <w:p>
             <w:pPr>
@@ -12041,7 +12161,7 @@
               <w:right w:w="150" w:type="dxa"/>
             </w:tcMar>
             <w:vAlign w:val="center"/>
-            <w:shd w:val="clear" w:color="auto" w:fill="E9EDF6"/>
+            <w:shd w:val="clear" w:color="auto" w:fill="F7F3E8"/>
           </w:tcPr>
           <w:p>
             <w:pPr>
@@ -12813,6 +12933,26 @@
       </w:pPr>
       <w:r>
         <w:br w:type="page"/>
+      </w:r>
+    </w:p>
+    <w:p>
+      <w:pPr>
+        <w:pStyle w:val="Heading2"/>
+        <w:spacing w:before="0" w:after="0"/>
+        <w:pBdr>
+          <w:bottom w:val="none" w:sz="0" w:space="0" w:color="auto"/>
+        </w:pBdr>
+        <w:rPr>
+          <w:vanish/>
+          <w:sz w:val="2"/>
+        </w:rPr>
+      </w:pPr>
+      <w:r>
+        <w:rPr>
+          <w:vanish/>
+          <w:sz w:val="2"/>
+        </w:rPr>
+        <w:t>STU-007: Academic Probation &amp; Dismissal Policy</w:t>
       </w:r>
     </w:p>
     <w:tbl>
@@ -13242,7 +13382,7 @@
               <w:right w:w="150" w:type="dxa"/>
             </w:tcMar>
             <w:vAlign w:val="center"/>
-            <w:shd w:val="clear" w:color="auto" w:fill="E9EDF6"/>
+            <w:shd w:val="clear" w:color="auto" w:fill="F7F3E8"/>
           </w:tcPr>
           <w:p>
             <w:pPr>
@@ -13268,7 +13408,7 @@
               <w:right w:w="150" w:type="dxa"/>
             </w:tcMar>
             <w:vAlign w:val="center"/>
-            <w:shd w:val="clear" w:color="auto" w:fill="E9EDF6"/>
+            <w:shd w:val="clear" w:color="auto" w:fill="F7F3E8"/>
           </w:tcPr>
           <w:p>
             <w:pPr>
@@ -13346,7 +13486,7 @@
               <w:right w:w="150" w:type="dxa"/>
             </w:tcMar>
             <w:vAlign w:val="center"/>
-            <w:shd w:val="clear" w:color="auto" w:fill="E9EDF6"/>
+            <w:shd w:val="clear" w:color="auto" w:fill="F7F3E8"/>
           </w:tcPr>
           <w:p>
             <w:pPr>
@@ -13372,7 +13512,7 @@
               <w:right w:w="150" w:type="dxa"/>
             </w:tcMar>
             <w:vAlign w:val="center"/>
-            <w:shd w:val="clear" w:color="auto" w:fill="E9EDF6"/>
+            <w:shd w:val="clear" w:color="auto" w:fill="F7F3E8"/>
           </w:tcPr>
           <w:p>
             <w:pPr>
@@ -13450,7 +13590,7 @@
               <w:right w:w="150" w:type="dxa"/>
             </w:tcMar>
             <w:vAlign w:val="center"/>
-            <w:shd w:val="clear" w:color="auto" w:fill="E9EDF6"/>
+            <w:shd w:val="clear" w:color="auto" w:fill="F7F3E8"/>
           </w:tcPr>
           <w:p>
             <w:pPr>
@@ -13476,7 +13616,7 @@
               <w:right w:w="150" w:type="dxa"/>
             </w:tcMar>
             <w:vAlign w:val="center"/>
-            <w:shd w:val="clear" w:color="auto" w:fill="E9EDF6"/>
+            <w:shd w:val="clear" w:color="auto" w:fill="F7F3E8"/>
           </w:tcPr>
           <w:p>
             <w:pPr>
@@ -13554,7 +13694,7 @@
               <w:right w:w="150" w:type="dxa"/>
             </w:tcMar>
             <w:vAlign w:val="center"/>
-            <w:shd w:val="clear" w:color="auto" w:fill="E9EDF6"/>
+            <w:shd w:val="clear" w:color="auto" w:fill="F7F3E8"/>
           </w:tcPr>
           <w:p>
             <w:pPr>
@@ -13580,7 +13720,7 @@
               <w:right w:w="150" w:type="dxa"/>
             </w:tcMar>
             <w:vAlign w:val="center"/>
-            <w:shd w:val="clear" w:color="auto" w:fill="E9EDF6"/>
+            <w:shd w:val="clear" w:color="auto" w:fill="F7F3E8"/>
           </w:tcPr>
           <w:p>
             <w:pPr>
@@ -14343,6 +14483,26 @@
       </w:pPr>
       <w:r>
         <w:br w:type="page"/>
+      </w:r>
+    </w:p>
+    <w:p>
+      <w:pPr>
+        <w:pStyle w:val="Heading2"/>
+        <w:spacing w:before="0" w:after="0"/>
+        <w:pBdr>
+          <w:bottom w:val="none" w:sz="0" w:space="0" w:color="auto"/>
+        </w:pBdr>
+        <w:rPr>
+          <w:vanish/>
+          <w:sz w:val="2"/>
+        </w:rPr>
+      </w:pPr>
+      <w:r>
+        <w:rPr>
+          <w:vanish/>
+          <w:sz w:val="2"/>
+        </w:rPr>
+        <w:t>STU-008: Grade Appeal Policy</w:t>
       </w:r>
     </w:p>
     <w:tbl>
@@ -14749,7 +14909,7 @@
               <w:right w:w="150" w:type="dxa"/>
             </w:tcMar>
             <w:vAlign w:val="center"/>
-            <w:shd w:val="clear" w:color="auto" w:fill="E9EDF6"/>
+            <w:shd w:val="clear" w:color="auto" w:fill="F7F3E8"/>
           </w:tcPr>
           <w:p>
             <w:pPr>
@@ -14775,7 +14935,7 @@
               <w:right w:w="150" w:type="dxa"/>
             </w:tcMar>
             <w:vAlign w:val="center"/>
-            <w:shd w:val="clear" w:color="auto" w:fill="E9EDF6"/>
+            <w:shd w:val="clear" w:color="auto" w:fill="F7F3E8"/>
           </w:tcPr>
           <w:p>
             <w:pPr>
@@ -14853,7 +15013,7 @@
               <w:right w:w="150" w:type="dxa"/>
             </w:tcMar>
             <w:vAlign w:val="center"/>
-            <w:shd w:val="clear" w:color="auto" w:fill="E9EDF6"/>
+            <w:shd w:val="clear" w:color="auto" w:fill="F7F3E8"/>
           </w:tcPr>
           <w:p>
             <w:pPr>
@@ -14879,7 +15039,7 @@
               <w:right w:w="150" w:type="dxa"/>
             </w:tcMar>
             <w:vAlign w:val="center"/>
-            <w:shd w:val="clear" w:color="auto" w:fill="E9EDF6"/>
+            <w:shd w:val="clear" w:color="auto" w:fill="F7F3E8"/>
           </w:tcPr>
           <w:p>
             <w:pPr>
@@ -14957,7 +15117,7 @@
               <w:right w:w="150" w:type="dxa"/>
             </w:tcMar>
             <w:vAlign w:val="center"/>
-            <w:shd w:val="clear" w:color="auto" w:fill="E9EDF6"/>
+            <w:shd w:val="clear" w:color="auto" w:fill="F7F3E8"/>
           </w:tcPr>
           <w:p>
             <w:pPr>
@@ -14983,7 +15143,7 @@
               <w:right w:w="150" w:type="dxa"/>
             </w:tcMar>
             <w:vAlign w:val="center"/>
-            <w:shd w:val="clear" w:color="auto" w:fill="E9EDF6"/>
+            <w:shd w:val="clear" w:color="auto" w:fill="F7F3E8"/>
           </w:tcPr>
           <w:p>
             <w:pPr>
@@ -15061,7 +15221,7 @@
               <w:right w:w="150" w:type="dxa"/>
             </w:tcMar>
             <w:vAlign w:val="center"/>
-            <w:shd w:val="clear" w:color="auto" w:fill="E9EDF6"/>
+            <w:shd w:val="clear" w:color="auto" w:fill="F7F3E8"/>
           </w:tcPr>
           <w:p>
             <w:pPr>
@@ -15087,7 +15247,7 @@
               <w:right w:w="150" w:type="dxa"/>
             </w:tcMar>
             <w:vAlign w:val="center"/>
-            <w:shd w:val="clear" w:color="auto" w:fill="E9EDF6"/>
+            <w:shd w:val="clear" w:color="auto" w:fill="F7F3E8"/>
           </w:tcPr>
           <w:p>
             <w:pPr>
@@ -15783,6 +15943,26 @@
       </w:pPr>
       <w:r>
         <w:br w:type="page"/>
+      </w:r>
+    </w:p>
+    <w:p>
+      <w:pPr>
+        <w:pStyle w:val="Heading2"/>
+        <w:spacing w:before="0" w:after="0"/>
+        <w:pBdr>
+          <w:bottom w:val="none" w:sz="0" w:space="0" w:color="auto"/>
+        </w:pBdr>
+        <w:rPr>
+          <w:vanish/>
+          <w:sz w:val="2"/>
+        </w:rPr>
+      </w:pPr>
+      <w:r>
+        <w:rPr>
+          <w:vanish/>
+          <w:sz w:val="2"/>
+        </w:rPr>
+        <w:t>STU-009: Mental Health Support Policy</w:t>
       </w:r>
     </w:p>
     <w:tbl>
@@ -16166,7 +16346,7 @@
               <w:right w:w="150" w:type="dxa"/>
             </w:tcMar>
             <w:vAlign w:val="center"/>
-            <w:shd w:val="clear" w:color="auto" w:fill="E9EDF6"/>
+            <w:shd w:val="clear" w:color="auto" w:fill="F7F3E8"/>
           </w:tcPr>
           <w:p>
             <w:pPr>
@@ -16192,7 +16372,7 @@
               <w:right w:w="150" w:type="dxa"/>
             </w:tcMar>
             <w:vAlign w:val="center"/>
-            <w:shd w:val="clear" w:color="auto" w:fill="E9EDF6"/>
+            <w:shd w:val="clear" w:color="auto" w:fill="F7F3E8"/>
           </w:tcPr>
           <w:p>
             <w:pPr>
@@ -16270,7 +16450,7 @@
               <w:right w:w="150" w:type="dxa"/>
             </w:tcMar>
             <w:vAlign w:val="center"/>
-            <w:shd w:val="clear" w:color="auto" w:fill="E9EDF6"/>
+            <w:shd w:val="clear" w:color="auto" w:fill="F7F3E8"/>
           </w:tcPr>
           <w:p>
             <w:pPr>
@@ -16296,7 +16476,7 @@
               <w:right w:w="150" w:type="dxa"/>
             </w:tcMar>
             <w:vAlign w:val="center"/>
-            <w:shd w:val="clear" w:color="auto" w:fill="E9EDF6"/>
+            <w:shd w:val="clear" w:color="auto" w:fill="F7F3E8"/>
           </w:tcPr>
           <w:p>
             <w:pPr>
@@ -16374,7 +16554,7 @@
               <w:right w:w="150" w:type="dxa"/>
             </w:tcMar>
             <w:vAlign w:val="center"/>
-            <w:shd w:val="clear" w:color="auto" w:fill="E9EDF6"/>
+            <w:shd w:val="clear" w:color="auto" w:fill="F7F3E8"/>
           </w:tcPr>
           <w:p>
             <w:pPr>
@@ -16400,7 +16580,7 @@
               <w:right w:w="150" w:type="dxa"/>
             </w:tcMar>
             <w:vAlign w:val="center"/>
-            <w:shd w:val="clear" w:color="auto" w:fill="E9EDF6"/>
+            <w:shd w:val="clear" w:color="auto" w:fill="F7F3E8"/>
           </w:tcPr>
           <w:p>
             <w:pPr>
@@ -16478,7 +16658,7 @@
               <w:right w:w="150" w:type="dxa"/>
             </w:tcMar>
             <w:vAlign w:val="center"/>
-            <w:shd w:val="clear" w:color="auto" w:fill="E9EDF6"/>
+            <w:shd w:val="clear" w:color="auto" w:fill="F7F3E8"/>
           </w:tcPr>
           <w:p>
             <w:pPr>
@@ -16504,7 +16684,7 @@
               <w:right w:w="150" w:type="dxa"/>
             </w:tcMar>
             <w:vAlign w:val="center"/>
-            <w:shd w:val="clear" w:color="auto" w:fill="E9EDF6"/>
+            <w:shd w:val="clear" w:color="auto" w:fill="F7F3E8"/>
           </w:tcPr>
           <w:p>
             <w:pPr>
@@ -17133,6 +17313,26 @@
       </w:pPr>
       <w:r>
         <w:br w:type="page"/>
+      </w:r>
+    </w:p>
+    <w:p>
+      <w:pPr>
+        <w:pStyle w:val="Heading2"/>
+        <w:spacing w:before="0" w:after="0"/>
+        <w:pBdr>
+          <w:bottom w:val="none" w:sz="0" w:space="0" w:color="auto"/>
+        </w:pBdr>
+        <w:rPr>
+          <w:vanish/>
+          <w:sz w:val="2"/>
+        </w:rPr>
+      </w:pPr>
+      <w:r>
+        <w:rPr>
+          <w:vanish/>
+          <w:sz w:val="2"/>
+        </w:rPr>
+        <w:t>STU-010: Career Services Policy</w:t>
       </w:r>
     </w:p>
     <w:tbl>
@@ -17470,7 +17670,7 @@
               <w:right w:w="150" w:type="dxa"/>
             </w:tcMar>
             <w:vAlign w:val="center"/>
-            <w:shd w:val="clear" w:color="auto" w:fill="E9EDF6"/>
+            <w:shd w:val="clear" w:color="auto" w:fill="F7F3E8"/>
           </w:tcPr>
           <w:p>
             <w:pPr>
@@ -17496,7 +17696,7 @@
               <w:right w:w="150" w:type="dxa"/>
             </w:tcMar>
             <w:vAlign w:val="center"/>
-            <w:shd w:val="clear" w:color="auto" w:fill="E9EDF6"/>
+            <w:shd w:val="clear" w:color="auto" w:fill="F7F3E8"/>
           </w:tcPr>
           <w:p>
             <w:pPr>
@@ -17574,7 +17774,7 @@
               <w:right w:w="150" w:type="dxa"/>
             </w:tcMar>
             <w:vAlign w:val="center"/>
-            <w:shd w:val="clear" w:color="auto" w:fill="E9EDF6"/>
+            <w:shd w:val="clear" w:color="auto" w:fill="F7F3E8"/>
           </w:tcPr>
           <w:p>
             <w:pPr>
@@ -17600,7 +17800,7 @@
               <w:right w:w="150" w:type="dxa"/>
             </w:tcMar>
             <w:vAlign w:val="center"/>
-            <w:shd w:val="clear" w:color="auto" w:fill="E9EDF6"/>
+            <w:shd w:val="clear" w:color="auto" w:fill="F7F3E8"/>
           </w:tcPr>
           <w:p>
             <w:pPr>
@@ -17678,7 +17878,7 @@
               <w:right w:w="150" w:type="dxa"/>
             </w:tcMar>
             <w:vAlign w:val="center"/>
-            <w:shd w:val="clear" w:color="auto" w:fill="E9EDF6"/>
+            <w:shd w:val="clear" w:color="auto" w:fill="F7F3E8"/>
           </w:tcPr>
           <w:p>
             <w:pPr>
@@ -17704,7 +17904,7 @@
               <w:right w:w="150" w:type="dxa"/>
             </w:tcMar>
             <w:vAlign w:val="center"/>
-            <w:shd w:val="clear" w:color="auto" w:fill="E9EDF6"/>
+            <w:shd w:val="clear" w:color="auto" w:fill="F7F3E8"/>
           </w:tcPr>
           <w:p>
             <w:pPr>
@@ -17782,7 +17982,7 @@
               <w:right w:w="150" w:type="dxa"/>
             </w:tcMar>
             <w:vAlign w:val="center"/>
-            <w:shd w:val="clear" w:color="auto" w:fill="E9EDF6"/>
+            <w:shd w:val="clear" w:color="auto" w:fill="F7F3E8"/>
           </w:tcPr>
           <w:p>
             <w:pPr>
@@ -17808,7 +18008,7 @@
               <w:right w:w="150" w:type="dxa"/>
             </w:tcMar>
             <w:vAlign w:val="center"/>
-            <w:shd w:val="clear" w:color="auto" w:fill="E9EDF6"/>
+            <w:shd w:val="clear" w:color="auto" w:fill="F7F3E8"/>
           </w:tcPr>
           <w:p>
             <w:pPr>
@@ -18275,6 +18475,26 @@
       </w:pPr>
       <w:r>
         <w:br w:type="page"/>
+      </w:r>
+    </w:p>
+    <w:p>
+      <w:pPr>
+        <w:pStyle w:val="Heading2"/>
+        <w:spacing w:before="0" w:after="0"/>
+        <w:pBdr>
+          <w:bottom w:val="none" w:sz="0" w:space="0" w:color="auto"/>
+        </w:pBdr>
+        <w:rPr>
+          <w:vanish/>
+          <w:sz w:val="2"/>
+        </w:rPr>
+      </w:pPr>
+      <w:r>
+        <w:rPr>
+          <w:vanish/>
+          <w:sz w:val="2"/>
+        </w:rPr>
+        <w:t>STU-011: Disability Services Policy</w:t>
       </w:r>
     </w:p>
     <w:tbl>
@@ -18635,7 +18855,7 @@
               <w:right w:w="150" w:type="dxa"/>
             </w:tcMar>
             <w:vAlign w:val="center"/>
-            <w:shd w:val="clear" w:color="auto" w:fill="E9EDF6"/>
+            <w:shd w:val="clear" w:color="auto" w:fill="F7F3E8"/>
           </w:tcPr>
           <w:p>
             <w:pPr>
@@ -18661,7 +18881,7 @@
               <w:right w:w="150" w:type="dxa"/>
             </w:tcMar>
             <w:vAlign w:val="center"/>
-            <w:shd w:val="clear" w:color="auto" w:fill="E9EDF6"/>
+            <w:shd w:val="clear" w:color="auto" w:fill="F7F3E8"/>
           </w:tcPr>
           <w:p>
             <w:pPr>
@@ -18739,7 +18959,7 @@
               <w:right w:w="150" w:type="dxa"/>
             </w:tcMar>
             <w:vAlign w:val="center"/>
-            <w:shd w:val="clear" w:color="auto" w:fill="E9EDF6"/>
+            <w:shd w:val="clear" w:color="auto" w:fill="F7F3E8"/>
           </w:tcPr>
           <w:p>
             <w:pPr>
@@ -18765,7 +18985,7 @@
               <w:right w:w="150" w:type="dxa"/>
             </w:tcMar>
             <w:vAlign w:val="center"/>
-            <w:shd w:val="clear" w:color="auto" w:fill="E9EDF6"/>
+            <w:shd w:val="clear" w:color="auto" w:fill="F7F3E8"/>
           </w:tcPr>
           <w:p>
             <w:pPr>
@@ -18843,7 +19063,7 @@
               <w:right w:w="150" w:type="dxa"/>
             </w:tcMar>
             <w:vAlign w:val="center"/>
-            <w:shd w:val="clear" w:color="auto" w:fill="E9EDF6"/>
+            <w:shd w:val="clear" w:color="auto" w:fill="F7F3E8"/>
           </w:tcPr>
           <w:p>
             <w:pPr>
@@ -18869,7 +19089,7 @@
               <w:right w:w="150" w:type="dxa"/>
             </w:tcMar>
             <w:vAlign w:val="center"/>
-            <w:shd w:val="clear" w:color="auto" w:fill="E9EDF6"/>
+            <w:shd w:val="clear" w:color="auto" w:fill="F7F3E8"/>
           </w:tcPr>
           <w:p>
             <w:pPr>
@@ -18947,7 +19167,7 @@
               <w:right w:w="150" w:type="dxa"/>
             </w:tcMar>
             <w:vAlign w:val="center"/>
-            <w:shd w:val="clear" w:color="auto" w:fill="E9EDF6"/>
+            <w:shd w:val="clear" w:color="auto" w:fill="F7F3E8"/>
           </w:tcPr>
           <w:p>
             <w:pPr>
@@ -18973,7 +19193,7 @@
               <w:right w:w="150" w:type="dxa"/>
             </w:tcMar>
             <w:vAlign w:val="center"/>
-            <w:shd w:val="clear" w:color="auto" w:fill="E9EDF6"/>
+            <w:shd w:val="clear" w:color="auto" w:fill="F7F3E8"/>
           </w:tcPr>
           <w:p>
             <w:pPr>
@@ -19497,6 +19717,26 @@
       </w:pPr>
       <w:r>
         <w:br w:type="page"/>
+      </w:r>
+    </w:p>
+    <w:p>
+      <w:pPr>
+        <w:pStyle w:val="Heading2"/>
+        <w:spacing w:before="0" w:after="0"/>
+        <w:pBdr>
+          <w:bottom w:val="none" w:sz="0" w:space="0" w:color="auto"/>
+        </w:pBdr>
+        <w:rPr>
+          <w:vanish/>
+          <w:sz w:val="2"/>
+        </w:rPr>
+      </w:pPr>
+      <w:r>
+        <w:rPr>
+          <w:vanish/>
+          <w:sz w:val="2"/>
+        </w:rPr>
+        <w:t>STU-012: Student Activities Policy</w:t>
       </w:r>
     </w:p>
     <w:tbl>
@@ -19811,7 +20051,7 @@
               <w:right w:w="150" w:type="dxa"/>
             </w:tcMar>
             <w:vAlign w:val="center"/>
-            <w:shd w:val="clear" w:color="auto" w:fill="E9EDF6"/>
+            <w:shd w:val="clear" w:color="auto" w:fill="F7F3E8"/>
           </w:tcPr>
           <w:p>
             <w:pPr>
@@ -19837,7 +20077,7 @@
               <w:right w:w="150" w:type="dxa"/>
             </w:tcMar>
             <w:vAlign w:val="center"/>
-            <w:shd w:val="clear" w:color="auto" w:fill="E9EDF6"/>
+            <w:shd w:val="clear" w:color="auto" w:fill="F7F3E8"/>
           </w:tcPr>
           <w:p>
             <w:pPr>
@@ -19915,7 +20155,7 @@
               <w:right w:w="150" w:type="dxa"/>
             </w:tcMar>
             <w:vAlign w:val="center"/>
-            <w:shd w:val="clear" w:color="auto" w:fill="E9EDF6"/>
+            <w:shd w:val="clear" w:color="auto" w:fill="F7F3E8"/>
           </w:tcPr>
           <w:p>
             <w:pPr>
@@ -19941,7 +20181,7 @@
               <w:right w:w="150" w:type="dxa"/>
             </w:tcMar>
             <w:vAlign w:val="center"/>
-            <w:shd w:val="clear" w:color="auto" w:fill="E9EDF6"/>
+            <w:shd w:val="clear" w:color="auto" w:fill="F7F3E8"/>
           </w:tcPr>
           <w:p>
             <w:pPr>
@@ -20019,7 +20259,7 @@
               <w:right w:w="150" w:type="dxa"/>
             </w:tcMar>
             <w:vAlign w:val="center"/>
-            <w:shd w:val="clear" w:color="auto" w:fill="E9EDF6"/>
+            <w:shd w:val="clear" w:color="auto" w:fill="F7F3E8"/>
           </w:tcPr>
           <w:p>
             <w:pPr>
@@ -20045,7 +20285,7 @@
               <w:right w:w="150" w:type="dxa"/>
             </w:tcMar>
             <w:vAlign w:val="center"/>
-            <w:shd w:val="clear" w:color="auto" w:fill="E9EDF6"/>
+            <w:shd w:val="clear" w:color="auto" w:fill="F7F3E8"/>
           </w:tcPr>
           <w:p>
             <w:pPr>
@@ -20123,7 +20363,7 @@
               <w:right w:w="150" w:type="dxa"/>
             </w:tcMar>
             <w:vAlign w:val="center"/>
-            <w:shd w:val="clear" w:color="auto" w:fill="E9EDF6"/>
+            <w:shd w:val="clear" w:color="auto" w:fill="F7F3E8"/>
           </w:tcPr>
           <w:p>
             <w:pPr>
@@ -20149,7 +20389,7 @@
               <w:right w:w="150" w:type="dxa"/>
             </w:tcMar>
             <w:vAlign w:val="center"/>
-            <w:shd w:val="clear" w:color="auto" w:fill="E9EDF6"/>
+            <w:shd w:val="clear" w:color="auto" w:fill="F7F3E8"/>
           </w:tcPr>
           <w:p>
             <w:pPr>
@@ -20615,6 +20855,26 @@
       </w:pPr>
       <w:r>
         <w:br w:type="page"/>
+      </w:r>
+    </w:p>
+    <w:p>
+      <w:pPr>
+        <w:pStyle w:val="Heading2"/>
+        <w:spacing w:before="0" w:after="0"/>
+        <w:pBdr>
+          <w:bottom w:val="none" w:sz="0" w:space="0" w:color="auto"/>
+        </w:pBdr>
+        <w:rPr>
+          <w:vanish/>
+          <w:sz w:val="2"/>
+        </w:rPr>
+      </w:pPr>
+      <w:r>
+        <w:rPr>
+          <w:vanish/>
+          <w:sz w:val="2"/>
+        </w:rPr>
+        <w:t>STU-013: International Student Support Policy</w:t>
       </w:r>
     </w:p>
     <w:tbl>
@@ -20929,7 +21189,7 @@
               <w:right w:w="150" w:type="dxa"/>
             </w:tcMar>
             <w:vAlign w:val="center"/>
-            <w:shd w:val="clear" w:color="auto" w:fill="E9EDF6"/>
+            <w:shd w:val="clear" w:color="auto" w:fill="F7F3E8"/>
           </w:tcPr>
           <w:p>
             <w:pPr>
@@ -20955,7 +21215,7 @@
               <w:right w:w="150" w:type="dxa"/>
             </w:tcMar>
             <w:vAlign w:val="center"/>
-            <w:shd w:val="clear" w:color="auto" w:fill="E9EDF6"/>
+            <w:shd w:val="clear" w:color="auto" w:fill="F7F3E8"/>
           </w:tcPr>
           <w:p>
             <w:pPr>
@@ -21033,7 +21293,7 @@
               <w:right w:w="150" w:type="dxa"/>
             </w:tcMar>
             <w:vAlign w:val="center"/>
-            <w:shd w:val="clear" w:color="auto" w:fill="E9EDF6"/>
+            <w:shd w:val="clear" w:color="auto" w:fill="F7F3E8"/>
           </w:tcPr>
           <w:p>
             <w:pPr>
@@ -21059,7 +21319,7 @@
               <w:right w:w="150" w:type="dxa"/>
             </w:tcMar>
             <w:vAlign w:val="center"/>
-            <w:shd w:val="clear" w:color="auto" w:fill="E9EDF6"/>
+            <w:shd w:val="clear" w:color="auto" w:fill="F7F3E8"/>
           </w:tcPr>
           <w:p>
             <w:pPr>
@@ -21137,7 +21397,7 @@
               <w:right w:w="150" w:type="dxa"/>
             </w:tcMar>
             <w:vAlign w:val="center"/>
-            <w:shd w:val="clear" w:color="auto" w:fill="E9EDF6"/>
+            <w:shd w:val="clear" w:color="auto" w:fill="F7F3E8"/>
           </w:tcPr>
           <w:p>
             <w:pPr>
@@ -21163,7 +21423,7 @@
               <w:right w:w="150" w:type="dxa"/>
             </w:tcMar>
             <w:vAlign w:val="center"/>
-            <w:shd w:val="clear" w:color="auto" w:fill="E9EDF6"/>
+            <w:shd w:val="clear" w:color="auto" w:fill="F7F3E8"/>
           </w:tcPr>
           <w:p>
             <w:pPr>
@@ -21241,7 +21501,7 @@
               <w:right w:w="150" w:type="dxa"/>
             </w:tcMar>
             <w:vAlign w:val="center"/>
-            <w:shd w:val="clear" w:color="auto" w:fill="E9EDF6"/>
+            <w:shd w:val="clear" w:color="auto" w:fill="F7F3E8"/>
           </w:tcPr>
           <w:p>
             <w:pPr>
@@ -21267,7 +21527,7 @@
               <w:right w:w="150" w:type="dxa"/>
             </w:tcMar>
             <w:vAlign w:val="center"/>
-            <w:shd w:val="clear" w:color="auto" w:fill="E9EDF6"/>
+            <w:shd w:val="clear" w:color="auto" w:fill="F7F3E8"/>
           </w:tcPr>
           <w:p>
             <w:pPr>
@@ -21724,6 +21984,26 @@
       </w:pPr>
       <w:r>
         <w:br w:type="page"/>
+      </w:r>
+    </w:p>
+    <w:p>
+      <w:pPr>
+        <w:pStyle w:val="Heading2"/>
+        <w:spacing w:before="0" w:after="0"/>
+        <w:pBdr>
+          <w:bottom w:val="none" w:sz="0" w:space="0" w:color="auto"/>
+        </w:pBdr>
+        <w:rPr>
+          <w:vanish/>
+          <w:sz w:val="2"/>
+        </w:rPr>
+      </w:pPr>
+      <w:r>
+        <w:rPr>
+          <w:vanish/>
+          <w:sz w:val="2"/>
+        </w:rPr>
+        <w:t>STU-014: Digital Citizenship &amp; Online Conduct Policy</w:t>
       </w:r>
     </w:p>
     <w:tbl>
@@ -22038,7 +22318,7 @@
               <w:right w:w="150" w:type="dxa"/>
             </w:tcMar>
             <w:vAlign w:val="center"/>
-            <w:shd w:val="clear" w:color="auto" w:fill="E9EDF6"/>
+            <w:shd w:val="clear" w:color="auto" w:fill="F7F3E8"/>
           </w:tcPr>
           <w:p>
             <w:pPr>
@@ -22064,7 +22344,7 @@
               <w:right w:w="150" w:type="dxa"/>
             </w:tcMar>
             <w:vAlign w:val="center"/>
-            <w:shd w:val="clear" w:color="auto" w:fill="E9EDF6"/>
+            <w:shd w:val="clear" w:color="auto" w:fill="F7F3E8"/>
           </w:tcPr>
           <w:p>
             <w:pPr>
@@ -22142,7 +22422,7 @@
               <w:right w:w="150" w:type="dxa"/>
             </w:tcMar>
             <w:vAlign w:val="center"/>
-            <w:shd w:val="clear" w:color="auto" w:fill="E9EDF6"/>
+            <w:shd w:val="clear" w:color="auto" w:fill="F7F3E8"/>
           </w:tcPr>
           <w:p>
             <w:pPr>
@@ -22168,7 +22448,7 @@
               <w:right w:w="150" w:type="dxa"/>
             </w:tcMar>
             <w:vAlign w:val="center"/>
-            <w:shd w:val="clear" w:color="auto" w:fill="E9EDF6"/>
+            <w:shd w:val="clear" w:color="auto" w:fill="F7F3E8"/>
           </w:tcPr>
           <w:p>
             <w:pPr>
@@ -22246,7 +22526,7 @@
               <w:right w:w="150" w:type="dxa"/>
             </w:tcMar>
             <w:vAlign w:val="center"/>
-            <w:shd w:val="clear" w:color="auto" w:fill="E9EDF6"/>
+            <w:shd w:val="clear" w:color="auto" w:fill="F7F3E8"/>
           </w:tcPr>
           <w:p>
             <w:pPr>
@@ -22272,7 +22552,7 @@
               <w:right w:w="150" w:type="dxa"/>
             </w:tcMar>
             <w:vAlign w:val="center"/>
-            <w:shd w:val="clear" w:color="auto" w:fill="E9EDF6"/>
+            <w:shd w:val="clear" w:color="auto" w:fill="F7F3E8"/>
           </w:tcPr>
           <w:p>
             <w:pPr>
@@ -22350,7 +22630,7 @@
               <w:right w:w="150" w:type="dxa"/>
             </w:tcMar>
             <w:vAlign w:val="center"/>
-            <w:shd w:val="clear" w:color="auto" w:fill="E9EDF6"/>
+            <w:shd w:val="clear" w:color="auto" w:fill="F7F3E8"/>
           </w:tcPr>
           <w:p>
             <w:pPr>
@@ -22376,7 +22656,7 @@
               <w:right w:w="150" w:type="dxa"/>
             </w:tcMar>
             <w:vAlign w:val="center"/>
-            <w:shd w:val="clear" w:color="auto" w:fill="E9EDF6"/>
+            <w:shd w:val="clear" w:color="auto" w:fill="F7F3E8"/>
           </w:tcPr>
           <w:p>
             <w:pPr>
@@ -22823,6 +23103,26 @@
       </w:pPr>
       <w:r>
         <w:br w:type="page"/>
+      </w:r>
+    </w:p>
+    <w:p>
+      <w:pPr>
+        <w:pStyle w:val="Heading2"/>
+        <w:spacing w:before="0" w:after="0"/>
+        <w:pBdr>
+          <w:bottom w:val="none" w:sz="0" w:space="0" w:color="auto"/>
+        </w:pBdr>
+        <w:rPr>
+          <w:vanish/>
+          <w:sz w:val="2"/>
+        </w:rPr>
+      </w:pPr>
+      <w:r>
+        <w:rPr>
+          <w:vanish/>
+          <w:sz w:val="2"/>
+        </w:rPr>
+        <w:t>STU-015: Islamic Dress Code Policy for Online Learning</w:t>
       </w:r>
     </w:p>
     <w:tbl>
@@ -23160,7 +23460,7 @@
               <w:right w:w="150" w:type="dxa"/>
             </w:tcMar>
             <w:vAlign w:val="center"/>
-            <w:shd w:val="clear" w:color="auto" w:fill="E9EDF6"/>
+            <w:shd w:val="clear" w:color="auto" w:fill="F7F3E8"/>
           </w:tcPr>
           <w:p>
             <w:pPr>
@@ -23186,7 +23486,7 @@
               <w:right w:w="150" w:type="dxa"/>
             </w:tcMar>
             <w:vAlign w:val="center"/>
-            <w:shd w:val="clear" w:color="auto" w:fill="E9EDF6"/>
+            <w:shd w:val="clear" w:color="auto" w:fill="F7F3E8"/>
           </w:tcPr>
           <w:p>
             <w:pPr>
@@ -23264,7 +23564,7 @@
               <w:right w:w="150" w:type="dxa"/>
             </w:tcMar>
             <w:vAlign w:val="center"/>
-            <w:shd w:val="clear" w:color="auto" w:fill="E9EDF6"/>
+            <w:shd w:val="clear" w:color="auto" w:fill="F7F3E8"/>
           </w:tcPr>
           <w:p>
             <w:pPr>
@@ -23290,7 +23590,7 @@
               <w:right w:w="150" w:type="dxa"/>
             </w:tcMar>
             <w:vAlign w:val="center"/>
-            <w:shd w:val="clear" w:color="auto" w:fill="E9EDF6"/>
+            <w:shd w:val="clear" w:color="auto" w:fill="F7F3E8"/>
           </w:tcPr>
           <w:p>
             <w:pPr>
@@ -23368,7 +23668,7 @@
               <w:right w:w="150" w:type="dxa"/>
             </w:tcMar>
             <w:vAlign w:val="center"/>
-            <w:shd w:val="clear" w:color="auto" w:fill="E9EDF6"/>
+            <w:shd w:val="clear" w:color="auto" w:fill="F7F3E8"/>
           </w:tcPr>
           <w:p>
             <w:pPr>
@@ -23394,7 +23694,7 @@
               <w:right w:w="150" w:type="dxa"/>
             </w:tcMar>
             <w:vAlign w:val="center"/>
-            <w:shd w:val="clear" w:color="auto" w:fill="E9EDF6"/>
+            <w:shd w:val="clear" w:color="auto" w:fill="F7F3E8"/>
           </w:tcPr>
           <w:p>
             <w:pPr>
@@ -23472,7 +23772,7 @@
               <w:right w:w="150" w:type="dxa"/>
             </w:tcMar>
             <w:vAlign w:val="center"/>
-            <w:shd w:val="clear" w:color="auto" w:fill="E9EDF6"/>
+            <w:shd w:val="clear" w:color="auto" w:fill="F7F3E8"/>
           </w:tcPr>
           <w:p>
             <w:pPr>
@@ -23498,7 +23798,7 @@
               <w:right w:w="150" w:type="dxa"/>
             </w:tcMar>
             <w:vAlign w:val="center"/>
-            <w:shd w:val="clear" w:color="auto" w:fill="E9EDF6"/>
+            <w:shd w:val="clear" w:color="auto" w:fill="F7F3E8"/>
           </w:tcPr>
           <w:p>
             <w:pPr>
@@ -23974,6 +24274,26 @@
       </w:pPr>
       <w:r>
         <w:br w:type="page"/>
+      </w:r>
+    </w:p>
+    <w:p>
+      <w:pPr>
+        <w:pStyle w:val="Heading2"/>
+        <w:spacing w:before="0" w:after="0"/>
+        <w:pBdr>
+          <w:bottom w:val="none" w:sz="0" w:space="0" w:color="auto"/>
+        </w:pBdr>
+        <w:rPr>
+          <w:vanish/>
+          <w:sz w:val="2"/>
+        </w:rPr>
+      </w:pPr>
+      <w:r>
+        <w:rPr>
+          <w:vanish/>
+          <w:sz w:val="2"/>
+        </w:rPr>
+        <w:t>STU-016: Online Classroom Etiquette &amp; Noise Policy</w:t>
       </w:r>
     </w:p>
     <w:tbl>
@@ -24334,7 +24654,7 @@
               <w:right w:w="150" w:type="dxa"/>
             </w:tcMar>
             <w:vAlign w:val="center"/>
-            <w:shd w:val="clear" w:color="auto" w:fill="E9EDF6"/>
+            <w:shd w:val="clear" w:color="auto" w:fill="F7F3E8"/>
           </w:tcPr>
           <w:p>
             <w:pPr>
@@ -24360,7 +24680,7 @@
               <w:right w:w="150" w:type="dxa"/>
             </w:tcMar>
             <w:vAlign w:val="center"/>
-            <w:shd w:val="clear" w:color="auto" w:fill="E9EDF6"/>
+            <w:shd w:val="clear" w:color="auto" w:fill="F7F3E8"/>
           </w:tcPr>
           <w:p>
             <w:pPr>
@@ -24438,7 +24758,7 @@
               <w:right w:w="150" w:type="dxa"/>
             </w:tcMar>
             <w:vAlign w:val="center"/>
-            <w:shd w:val="clear" w:color="auto" w:fill="E9EDF6"/>
+            <w:shd w:val="clear" w:color="auto" w:fill="F7F3E8"/>
           </w:tcPr>
           <w:p>
             <w:pPr>
@@ -24464,7 +24784,7 @@
               <w:right w:w="150" w:type="dxa"/>
             </w:tcMar>
             <w:vAlign w:val="center"/>
-            <w:shd w:val="clear" w:color="auto" w:fill="E9EDF6"/>
+            <w:shd w:val="clear" w:color="auto" w:fill="F7F3E8"/>
           </w:tcPr>
           <w:p>
             <w:pPr>
@@ -24542,7 +24862,7 @@
               <w:right w:w="150" w:type="dxa"/>
             </w:tcMar>
             <w:vAlign w:val="center"/>
-            <w:shd w:val="clear" w:color="auto" w:fill="E9EDF6"/>
+            <w:shd w:val="clear" w:color="auto" w:fill="F7F3E8"/>
           </w:tcPr>
           <w:p>
             <w:pPr>
@@ -24568,7 +24888,7 @@
               <w:right w:w="150" w:type="dxa"/>
             </w:tcMar>
             <w:vAlign w:val="center"/>
-            <w:shd w:val="clear" w:color="auto" w:fill="E9EDF6"/>
+            <w:shd w:val="clear" w:color="auto" w:fill="F7F3E8"/>
           </w:tcPr>
           <w:p>
             <w:pPr>
@@ -24646,7 +24966,7 @@
               <w:right w:w="150" w:type="dxa"/>
             </w:tcMar>
             <w:vAlign w:val="center"/>
-            <w:shd w:val="clear" w:color="auto" w:fill="E9EDF6"/>
+            <w:shd w:val="clear" w:color="auto" w:fill="F7F3E8"/>
           </w:tcPr>
           <w:p>
             <w:pPr>
@@ -24672,7 +24992,7 @@
               <w:right w:w="150" w:type="dxa"/>
             </w:tcMar>
             <w:vAlign w:val="center"/>
-            <w:shd w:val="clear" w:color="auto" w:fill="E9EDF6"/>
+            <w:shd w:val="clear" w:color="auto" w:fill="F7F3E8"/>
           </w:tcPr>
           <w:p>
             <w:pPr>
@@ -25289,6 +25609,26 @@
       </w:pPr>
       <w:r>
         <w:br w:type="page"/>
+      </w:r>
+    </w:p>
+    <w:p>
+      <w:pPr>
+        <w:pStyle w:val="Heading2"/>
+        <w:spacing w:before="0" w:after="0"/>
+        <w:pBdr>
+          <w:bottom w:val="none" w:sz="0" w:space="0" w:color="auto"/>
+        </w:pBdr>
+        <w:rPr>
+          <w:vanish/>
+          <w:sz w:val="2"/>
+        </w:rPr>
+      </w:pPr>
+      <w:r>
+        <w:rPr>
+          <w:vanish/>
+          <w:sz w:val="2"/>
+        </w:rPr>
+        <w:t>STU-017: International Time Zone Policy</w:t>
       </w:r>
     </w:p>
     <w:tbl>
@@ -25580,7 +25920,7 @@
               <w:right w:w="150" w:type="dxa"/>
             </w:tcMar>
             <w:vAlign w:val="center"/>
-            <w:shd w:val="clear" w:color="auto" w:fill="E9EDF6"/>
+            <w:shd w:val="clear" w:color="auto" w:fill="F7F3E8"/>
           </w:tcPr>
           <w:p>
             <w:pPr>
@@ -25606,7 +25946,7 @@
               <w:right w:w="150" w:type="dxa"/>
             </w:tcMar>
             <w:vAlign w:val="center"/>
-            <w:shd w:val="clear" w:color="auto" w:fill="E9EDF6"/>
+            <w:shd w:val="clear" w:color="auto" w:fill="F7F3E8"/>
           </w:tcPr>
           <w:p>
             <w:pPr>
@@ -25684,7 +26024,7 @@
               <w:right w:w="150" w:type="dxa"/>
             </w:tcMar>
             <w:vAlign w:val="center"/>
-            <w:shd w:val="clear" w:color="auto" w:fill="E9EDF6"/>
+            <w:shd w:val="clear" w:color="auto" w:fill="F7F3E8"/>
           </w:tcPr>
           <w:p>
             <w:pPr>
@@ -25710,7 +26050,7 @@
               <w:right w:w="150" w:type="dxa"/>
             </w:tcMar>
             <w:vAlign w:val="center"/>
-            <w:shd w:val="clear" w:color="auto" w:fill="E9EDF6"/>
+            <w:shd w:val="clear" w:color="auto" w:fill="F7F3E8"/>
           </w:tcPr>
           <w:p>
             <w:pPr>
@@ -25788,7 +26128,7 @@
               <w:right w:w="150" w:type="dxa"/>
             </w:tcMar>
             <w:vAlign w:val="center"/>
-            <w:shd w:val="clear" w:color="auto" w:fill="E9EDF6"/>
+            <w:shd w:val="clear" w:color="auto" w:fill="F7F3E8"/>
           </w:tcPr>
           <w:p>
             <w:pPr>
@@ -25814,7 +26154,7 @@
               <w:right w:w="150" w:type="dxa"/>
             </w:tcMar>
             <w:vAlign w:val="center"/>
-            <w:shd w:val="clear" w:color="auto" w:fill="E9EDF6"/>
+            <w:shd w:val="clear" w:color="auto" w:fill="F7F3E8"/>
           </w:tcPr>
           <w:p>
             <w:pPr>
@@ -25892,7 +26232,7 @@
               <w:right w:w="150" w:type="dxa"/>
             </w:tcMar>
             <w:vAlign w:val="center"/>
-            <w:shd w:val="clear" w:color="auto" w:fill="E9EDF6"/>
+            <w:shd w:val="clear" w:color="auto" w:fill="F7F3E8"/>
           </w:tcPr>
           <w:p>
             <w:pPr>
@@ -25918,7 +26258,7 @@
               <w:right w:w="150" w:type="dxa"/>
             </w:tcMar>
             <w:vAlign w:val="center"/>
-            <w:shd w:val="clear" w:color="auto" w:fill="E9EDF6"/>
+            <w:shd w:val="clear" w:color="auto" w:fill="F7F3E8"/>
           </w:tcPr>
           <w:p>
             <w:pPr>
@@ -26346,6 +26686,26 @@
       </w:pPr>
       <w:r>
         <w:br w:type="page"/>
+      </w:r>
+    </w:p>
+    <w:p>
+      <w:pPr>
+        <w:pStyle w:val="Heading2"/>
+        <w:spacing w:before="0" w:after="0"/>
+        <w:pBdr>
+          <w:bottom w:val="none" w:sz="0" w:space="0" w:color="auto"/>
+        </w:pBdr>
+        <w:rPr>
+          <w:vanish/>
+          <w:sz w:val="2"/>
+        </w:rPr>
+      </w:pPr>
+      <w:r>
+        <w:rPr>
+          <w:vanish/>
+          <w:sz w:val="2"/>
+        </w:rPr>
+        <w:t>STU-018: Virtual Campus Life Policy</w:t>
       </w:r>
     </w:p>
     <w:tbl>
@@ -26660,7 +27020,7 @@
               <w:right w:w="150" w:type="dxa"/>
             </w:tcMar>
             <w:vAlign w:val="center"/>
-            <w:shd w:val="clear" w:color="auto" w:fill="E9EDF6"/>
+            <w:shd w:val="clear" w:color="auto" w:fill="F7F3E8"/>
           </w:tcPr>
           <w:p>
             <w:pPr>
@@ -26686,7 +27046,7 @@
               <w:right w:w="150" w:type="dxa"/>
             </w:tcMar>
             <w:vAlign w:val="center"/>
-            <w:shd w:val="clear" w:color="auto" w:fill="E9EDF6"/>
+            <w:shd w:val="clear" w:color="auto" w:fill="F7F3E8"/>
           </w:tcPr>
           <w:p>
             <w:pPr>
@@ -26764,7 +27124,7 @@
               <w:right w:w="150" w:type="dxa"/>
             </w:tcMar>
             <w:vAlign w:val="center"/>
-            <w:shd w:val="clear" w:color="auto" w:fill="E9EDF6"/>
+            <w:shd w:val="clear" w:color="auto" w:fill="F7F3E8"/>
           </w:tcPr>
           <w:p>
             <w:pPr>
@@ -26790,7 +27150,7 @@
               <w:right w:w="150" w:type="dxa"/>
             </w:tcMar>
             <w:vAlign w:val="center"/>
-            <w:shd w:val="clear" w:color="auto" w:fill="E9EDF6"/>
+            <w:shd w:val="clear" w:color="auto" w:fill="F7F3E8"/>
           </w:tcPr>
           <w:p>
             <w:pPr>
@@ -26868,7 +27228,7 @@
               <w:right w:w="150" w:type="dxa"/>
             </w:tcMar>
             <w:vAlign w:val="center"/>
-            <w:shd w:val="clear" w:color="auto" w:fill="E9EDF6"/>
+            <w:shd w:val="clear" w:color="auto" w:fill="F7F3E8"/>
           </w:tcPr>
           <w:p>
             <w:pPr>
@@ -26894,7 +27254,7 @@
               <w:right w:w="150" w:type="dxa"/>
             </w:tcMar>
             <w:vAlign w:val="center"/>
-            <w:shd w:val="clear" w:color="auto" w:fill="E9EDF6"/>
+            <w:shd w:val="clear" w:color="auto" w:fill="F7F3E8"/>
           </w:tcPr>
           <w:p>
             <w:pPr>
@@ -26972,7 +27332,7 @@
               <w:right w:w="150" w:type="dxa"/>
             </w:tcMar>
             <w:vAlign w:val="center"/>
-            <w:shd w:val="clear" w:color="auto" w:fill="E9EDF6"/>
+            <w:shd w:val="clear" w:color="auto" w:fill="F7F3E8"/>
           </w:tcPr>
           <w:p>
             <w:pPr>
@@ -26998,7 +27358,7 @@
               <w:right w:w="150" w:type="dxa"/>
             </w:tcMar>
             <w:vAlign w:val="center"/>
-            <w:shd w:val="clear" w:color="auto" w:fill="E9EDF6"/>
+            <w:shd w:val="clear" w:color="auto" w:fill="F7F3E8"/>
           </w:tcPr>
           <w:p>
             <w:pPr>
@@ -27426,6 +27786,26 @@
       </w:pPr>
       <w:r>
         <w:br w:type="page"/>
+      </w:r>
+    </w:p>
+    <w:p>
+      <w:pPr>
+        <w:pStyle w:val="Heading2"/>
+        <w:spacing w:before="0" w:after="0"/>
+        <w:pBdr>
+          <w:bottom w:val="none" w:sz="0" w:space="0" w:color="auto"/>
+        </w:pBdr>
+        <w:rPr>
+          <w:vanish/>
+          <w:sz w:val="2"/>
+        </w:rPr>
+      </w:pPr>
+      <w:r>
+        <w:rPr>
+          <w:vanish/>
+          <w:sz w:val="2"/>
+        </w:rPr>
+        <w:t>STU-019: Digital Accessibility Policy</w:t>
       </w:r>
     </w:p>
     <w:tbl>
@@ -27763,7 +28143,7 @@
               <w:right w:w="150" w:type="dxa"/>
             </w:tcMar>
             <w:vAlign w:val="center"/>
-            <w:shd w:val="clear" w:color="auto" w:fill="E9EDF6"/>
+            <w:shd w:val="clear" w:color="auto" w:fill="F7F3E8"/>
           </w:tcPr>
           <w:p>
             <w:pPr>
@@ -27789,7 +28169,7 @@
               <w:right w:w="150" w:type="dxa"/>
             </w:tcMar>
             <w:vAlign w:val="center"/>
-            <w:shd w:val="clear" w:color="auto" w:fill="E9EDF6"/>
+            <w:shd w:val="clear" w:color="auto" w:fill="F7F3E8"/>
           </w:tcPr>
           <w:p>
             <w:pPr>
@@ -27867,7 +28247,7 @@
               <w:right w:w="150" w:type="dxa"/>
             </w:tcMar>
             <w:vAlign w:val="center"/>
-            <w:shd w:val="clear" w:color="auto" w:fill="E9EDF6"/>
+            <w:shd w:val="clear" w:color="auto" w:fill="F7F3E8"/>
           </w:tcPr>
           <w:p>
             <w:pPr>
@@ -27893,7 +28273,7 @@
               <w:right w:w="150" w:type="dxa"/>
             </w:tcMar>
             <w:vAlign w:val="center"/>
-            <w:shd w:val="clear" w:color="auto" w:fill="E9EDF6"/>
+            <w:shd w:val="clear" w:color="auto" w:fill="F7F3E8"/>
           </w:tcPr>
           <w:p>
             <w:pPr>
@@ -27971,7 +28351,7 @@
               <w:right w:w="150" w:type="dxa"/>
             </w:tcMar>
             <w:vAlign w:val="center"/>
-            <w:shd w:val="clear" w:color="auto" w:fill="E9EDF6"/>
+            <w:shd w:val="clear" w:color="auto" w:fill="F7F3E8"/>
           </w:tcPr>
           <w:p>
             <w:pPr>
@@ -27997,7 +28377,7 @@
               <w:right w:w="150" w:type="dxa"/>
             </w:tcMar>
             <w:vAlign w:val="center"/>
-            <w:shd w:val="clear" w:color="auto" w:fill="E9EDF6"/>
+            <w:shd w:val="clear" w:color="auto" w:fill="F7F3E8"/>
           </w:tcPr>
           <w:p>
             <w:pPr>
@@ -28075,7 +28455,7 @@
               <w:right w:w="150" w:type="dxa"/>
             </w:tcMar>
             <w:vAlign w:val="center"/>
-            <w:shd w:val="clear" w:color="auto" w:fill="E9EDF6"/>
+            <w:shd w:val="clear" w:color="auto" w:fill="F7F3E8"/>
           </w:tcPr>
           <w:p>
             <w:pPr>
@@ -28101,7 +28481,7 @@
               <w:right w:w="150" w:type="dxa"/>
             </w:tcMar>
             <w:vAlign w:val="center"/>
-            <w:shd w:val="clear" w:color="auto" w:fill="E9EDF6"/>
+            <w:shd w:val="clear" w:color="auto" w:fill="F7F3E8"/>
           </w:tcPr>
           <w:p>
             <w:pPr>
@@ -28558,6 +28938,26 @@
       </w:pPr>
       <w:r>
         <w:br w:type="page"/>
+      </w:r>
+    </w:p>
+    <w:p>
+      <w:pPr>
+        <w:pStyle w:val="Heading2"/>
+        <w:spacing w:before="0" w:after="0"/>
+        <w:pBdr>
+          <w:bottom w:val="none" w:sz="0" w:space="0" w:color="auto"/>
+        </w:pBdr>
+        <w:rPr>
+          <w:vanish/>
+          <w:sz w:val="2"/>
+        </w:rPr>
+      </w:pPr>
+      <w:r>
+        <w:rPr>
+          <w:vanish/>
+          <w:sz w:val="2"/>
+        </w:rPr>
+        <w:t>STU-020: Student ID Card Policy</w:t>
       </w:r>
     </w:p>
     <w:tbl>
@@ -28872,7 +29272,7 @@
               <w:right w:w="150" w:type="dxa"/>
             </w:tcMar>
             <w:vAlign w:val="center"/>
-            <w:shd w:val="clear" w:color="auto" w:fill="E9EDF6"/>
+            <w:shd w:val="clear" w:color="auto" w:fill="F7F3E8"/>
           </w:tcPr>
           <w:p>
             <w:pPr>
@@ -28898,7 +29298,7 @@
               <w:right w:w="150" w:type="dxa"/>
             </w:tcMar>
             <w:vAlign w:val="center"/>
-            <w:shd w:val="clear" w:color="auto" w:fill="E9EDF6"/>
+            <w:shd w:val="clear" w:color="auto" w:fill="F7F3E8"/>
           </w:tcPr>
           <w:p>
             <w:pPr>
@@ -28976,7 +29376,7 @@
               <w:right w:w="150" w:type="dxa"/>
             </w:tcMar>
             <w:vAlign w:val="center"/>
-            <w:shd w:val="clear" w:color="auto" w:fill="E9EDF6"/>
+            <w:shd w:val="clear" w:color="auto" w:fill="F7F3E8"/>
           </w:tcPr>
           <w:p>
             <w:pPr>
@@ -29002,7 +29402,7 @@
               <w:right w:w="150" w:type="dxa"/>
             </w:tcMar>
             <w:vAlign w:val="center"/>
-            <w:shd w:val="clear" w:color="auto" w:fill="E9EDF6"/>
+            <w:shd w:val="clear" w:color="auto" w:fill="F7F3E8"/>
           </w:tcPr>
           <w:p>
             <w:pPr>
@@ -29080,7 +29480,7 @@
               <w:right w:w="150" w:type="dxa"/>
             </w:tcMar>
             <w:vAlign w:val="center"/>
-            <w:shd w:val="clear" w:color="auto" w:fill="E9EDF6"/>
+            <w:shd w:val="clear" w:color="auto" w:fill="F7F3E8"/>
           </w:tcPr>
           <w:p>
             <w:pPr>
@@ -29106,7 +29506,7 @@
               <w:right w:w="150" w:type="dxa"/>
             </w:tcMar>
             <w:vAlign w:val="center"/>
-            <w:shd w:val="clear" w:color="auto" w:fill="E9EDF6"/>
+            <w:shd w:val="clear" w:color="auto" w:fill="F7F3E8"/>
           </w:tcPr>
           <w:p>
             <w:pPr>
@@ -29184,7 +29584,7 @@
               <w:right w:w="150" w:type="dxa"/>
             </w:tcMar>
             <w:vAlign w:val="center"/>
-            <w:shd w:val="clear" w:color="auto" w:fill="E9EDF6"/>
+            <w:shd w:val="clear" w:color="auto" w:fill="F7F3E8"/>
           </w:tcPr>
           <w:p>
             <w:pPr>
@@ -29210,7 +29610,7 @@
               <w:right w:w="150" w:type="dxa"/>
             </w:tcMar>
             <w:vAlign w:val="center"/>
-            <w:shd w:val="clear" w:color="auto" w:fill="E9EDF6"/>
+            <w:shd w:val="clear" w:color="auto" w:fill="F7F3E8"/>
           </w:tcPr>
           <w:p>
             <w:pPr>
@@ -29638,6 +30038,26 @@
       </w:pPr>
       <w:r>
         <w:br w:type="page"/>
+      </w:r>
+    </w:p>
+    <w:p>
+      <w:pPr>
+        <w:pStyle w:val="Heading2"/>
+        <w:spacing w:before="0" w:after="0"/>
+        <w:pBdr>
+          <w:bottom w:val="none" w:sz="0" w:space="0" w:color="auto"/>
+        </w:pBdr>
+        <w:rPr>
+          <w:vanish/>
+          <w:sz w:val="2"/>
+        </w:rPr>
+      </w:pPr>
+      <w:r>
+        <w:rPr>
+          <w:vanish/>
+          <w:sz w:val="2"/>
+        </w:rPr>
+        <w:t>STU-021: Virtual Graduation Policy</w:t>
       </w:r>
     </w:p>
     <w:tbl>
@@ -29952,7 +30372,7 @@
               <w:right w:w="150" w:type="dxa"/>
             </w:tcMar>
             <w:vAlign w:val="center"/>
-            <w:shd w:val="clear" w:color="auto" w:fill="E9EDF6"/>
+            <w:shd w:val="clear" w:color="auto" w:fill="F7F3E8"/>
           </w:tcPr>
           <w:p>
             <w:pPr>
@@ -29978,7 +30398,7 @@
               <w:right w:w="150" w:type="dxa"/>
             </w:tcMar>
             <w:vAlign w:val="center"/>
-            <w:shd w:val="clear" w:color="auto" w:fill="E9EDF6"/>
+            <w:shd w:val="clear" w:color="auto" w:fill="F7F3E8"/>
           </w:tcPr>
           <w:p>
             <w:pPr>
@@ -30056,7 +30476,7 @@
               <w:right w:w="150" w:type="dxa"/>
             </w:tcMar>
             <w:vAlign w:val="center"/>
-            <w:shd w:val="clear" w:color="auto" w:fill="E9EDF6"/>
+            <w:shd w:val="clear" w:color="auto" w:fill="F7F3E8"/>
           </w:tcPr>
           <w:p>
             <w:pPr>
@@ -30082,7 +30502,7 @@
               <w:right w:w="150" w:type="dxa"/>
             </w:tcMar>
             <w:vAlign w:val="center"/>
-            <w:shd w:val="clear" w:color="auto" w:fill="E9EDF6"/>
+            <w:shd w:val="clear" w:color="auto" w:fill="F7F3E8"/>
           </w:tcPr>
           <w:p>
             <w:pPr>
@@ -30160,7 +30580,7 @@
               <w:right w:w="150" w:type="dxa"/>
             </w:tcMar>
             <w:vAlign w:val="center"/>
-            <w:shd w:val="clear" w:color="auto" w:fill="E9EDF6"/>
+            <w:shd w:val="clear" w:color="auto" w:fill="F7F3E8"/>
           </w:tcPr>
           <w:p>
             <w:pPr>
@@ -30186,7 +30606,7 @@
               <w:right w:w="150" w:type="dxa"/>
             </w:tcMar>
             <w:vAlign w:val="center"/>
-            <w:shd w:val="clear" w:color="auto" w:fill="E9EDF6"/>
+            <w:shd w:val="clear" w:color="auto" w:fill="F7F3E8"/>
           </w:tcPr>
           <w:p>
             <w:pPr>
@@ -30264,7 +30684,7 @@
               <w:right w:w="150" w:type="dxa"/>
             </w:tcMar>
             <w:vAlign w:val="center"/>
-            <w:shd w:val="clear" w:color="auto" w:fill="E9EDF6"/>
+            <w:shd w:val="clear" w:color="auto" w:fill="F7F3E8"/>
           </w:tcPr>
           <w:p>
             <w:pPr>
@@ -30290,7 +30710,7 @@
               <w:right w:w="150" w:type="dxa"/>
             </w:tcMar>
             <w:vAlign w:val="center"/>
-            <w:shd w:val="clear" w:color="auto" w:fill="E9EDF6"/>
+            <w:shd w:val="clear" w:color="auto" w:fill="F7F3E8"/>
           </w:tcPr>
           <w:p>
             <w:pPr>
@@ -30737,6 +31157,26 @@
       </w:pPr>
       <w:r>
         <w:br w:type="page"/>
+      </w:r>
+    </w:p>
+    <w:p>
+      <w:pPr>
+        <w:pStyle w:val="Heading2"/>
+        <w:spacing w:before="0" w:after="0"/>
+        <w:pBdr>
+          <w:bottom w:val="none" w:sz="0" w:space="0" w:color="auto"/>
+        </w:pBdr>
+        <w:rPr>
+          <w:vanish/>
+          <w:sz w:val="2"/>
+        </w:rPr>
+      </w:pPr>
+      <w:r>
+        <w:rPr>
+          <w:vanish/>
+          <w:sz w:val="2"/>
+        </w:rPr>
+        <w:t>STU-022: Faculty-Student Relationship Policy</w:t>
       </w:r>
     </w:p>
     <w:tbl>
@@ -31074,7 +31514,7 @@
               <w:right w:w="150" w:type="dxa"/>
             </w:tcMar>
             <w:vAlign w:val="center"/>
-            <w:shd w:val="clear" w:color="auto" w:fill="E9EDF6"/>
+            <w:shd w:val="clear" w:color="auto" w:fill="F7F3E8"/>
           </w:tcPr>
           <w:p>
             <w:pPr>
@@ -31100,7 +31540,7 @@
               <w:right w:w="150" w:type="dxa"/>
             </w:tcMar>
             <w:vAlign w:val="center"/>
-            <w:shd w:val="clear" w:color="auto" w:fill="E9EDF6"/>
+            <w:shd w:val="clear" w:color="auto" w:fill="F7F3E8"/>
           </w:tcPr>
           <w:p>
             <w:pPr>
@@ -31178,7 +31618,7 @@
               <w:right w:w="150" w:type="dxa"/>
             </w:tcMar>
             <w:vAlign w:val="center"/>
-            <w:shd w:val="clear" w:color="auto" w:fill="E9EDF6"/>
+            <w:shd w:val="clear" w:color="auto" w:fill="F7F3E8"/>
           </w:tcPr>
           <w:p>
             <w:pPr>
@@ -31204,7 +31644,7 @@
               <w:right w:w="150" w:type="dxa"/>
             </w:tcMar>
             <w:vAlign w:val="center"/>
-            <w:shd w:val="clear" w:color="auto" w:fill="E9EDF6"/>
+            <w:shd w:val="clear" w:color="auto" w:fill="F7F3E8"/>
           </w:tcPr>
           <w:p>
             <w:pPr>
@@ -31282,7 +31722,7 @@
               <w:right w:w="150" w:type="dxa"/>
             </w:tcMar>
             <w:vAlign w:val="center"/>
-            <w:shd w:val="clear" w:color="auto" w:fill="E9EDF6"/>
+            <w:shd w:val="clear" w:color="auto" w:fill="F7F3E8"/>
           </w:tcPr>
           <w:p>
             <w:pPr>
@@ -31308,7 +31748,7 @@
               <w:right w:w="150" w:type="dxa"/>
             </w:tcMar>
             <w:vAlign w:val="center"/>
-            <w:shd w:val="clear" w:color="auto" w:fill="E9EDF6"/>
+            <w:shd w:val="clear" w:color="auto" w:fill="F7F3E8"/>
           </w:tcPr>
           <w:p>
             <w:pPr>
@@ -31386,7 +31826,7 @@
               <w:right w:w="150" w:type="dxa"/>
             </w:tcMar>
             <w:vAlign w:val="center"/>
-            <w:shd w:val="clear" w:color="auto" w:fill="E9EDF6"/>
+            <w:shd w:val="clear" w:color="auto" w:fill="F7F3E8"/>
           </w:tcPr>
           <w:p>
             <w:pPr>
@@ -31412,7 +31852,7 @@
               <w:right w:w="150" w:type="dxa"/>
             </w:tcMar>
             <w:vAlign w:val="center"/>
-            <w:shd w:val="clear" w:color="auto" w:fill="E9EDF6"/>
+            <w:shd w:val="clear" w:color="auto" w:fill="F7F3E8"/>
           </w:tcPr>
           <w:p>
             <w:pPr>
@@ -31907,6 +32347,26 @@
       </w:pPr>
       <w:r>
         <w:br w:type="page"/>
+      </w:r>
+    </w:p>
+    <w:p>
+      <w:pPr>
+        <w:pStyle w:val="Heading2"/>
+        <w:spacing w:before="0" w:after="0"/>
+        <w:pBdr>
+          <w:bottom w:val="none" w:sz="0" w:space="0" w:color="auto"/>
+        </w:pBdr>
+        <w:rPr>
+          <w:vanish/>
+          <w:sz w:val="2"/>
+        </w:rPr>
+      </w:pPr>
+      <w:r>
+        <w:rPr>
+          <w:vanish/>
+          <w:sz w:val="2"/>
+        </w:rPr>
+        <w:t>STU-023: Comprehensive Disciplinary &amp; Negative Reinforcement Policy</w:t>
       </w:r>
     </w:p>
     <w:tbl>
@@ -32336,7 +32796,7 @@
               <w:right w:w="150" w:type="dxa"/>
             </w:tcMar>
             <w:vAlign w:val="center"/>
-            <w:shd w:val="clear" w:color="auto" w:fill="E9EDF6"/>
+            <w:shd w:val="clear" w:color="auto" w:fill="F7F3E8"/>
           </w:tcPr>
           <w:p>
             <w:pPr>
@@ -32362,7 +32822,7 @@
               <w:right w:w="150" w:type="dxa"/>
             </w:tcMar>
             <w:vAlign w:val="center"/>
-            <w:shd w:val="clear" w:color="auto" w:fill="E9EDF6"/>
+            <w:shd w:val="clear" w:color="auto" w:fill="F7F3E8"/>
           </w:tcPr>
           <w:p>
             <w:pPr>
@@ -32440,7 +32900,7 @@
               <w:right w:w="150" w:type="dxa"/>
             </w:tcMar>
             <w:vAlign w:val="center"/>
-            <w:shd w:val="clear" w:color="auto" w:fill="E9EDF6"/>
+            <w:shd w:val="clear" w:color="auto" w:fill="F7F3E8"/>
           </w:tcPr>
           <w:p>
             <w:pPr>
@@ -32466,7 +32926,7 @@
               <w:right w:w="150" w:type="dxa"/>
             </w:tcMar>
             <w:vAlign w:val="center"/>
-            <w:shd w:val="clear" w:color="auto" w:fill="E9EDF6"/>
+            <w:shd w:val="clear" w:color="auto" w:fill="F7F3E8"/>
           </w:tcPr>
           <w:p>
             <w:pPr>
@@ -32544,7 +33004,7 @@
               <w:right w:w="150" w:type="dxa"/>
             </w:tcMar>
             <w:vAlign w:val="center"/>
-            <w:shd w:val="clear" w:color="auto" w:fill="E9EDF6"/>
+            <w:shd w:val="clear" w:color="auto" w:fill="F7F3E8"/>
           </w:tcPr>
           <w:p>
             <w:pPr>
@@ -32570,7 +33030,7 @@
               <w:right w:w="150" w:type="dxa"/>
             </w:tcMar>
             <w:vAlign w:val="center"/>
-            <w:shd w:val="clear" w:color="auto" w:fill="E9EDF6"/>
+            <w:shd w:val="clear" w:color="auto" w:fill="F7F3E8"/>
           </w:tcPr>
           <w:p>
             <w:pPr>
@@ -32648,7 +33108,7 @@
               <w:right w:w="150" w:type="dxa"/>
             </w:tcMar>
             <w:vAlign w:val="center"/>
-            <w:shd w:val="clear" w:color="auto" w:fill="E9EDF6"/>
+            <w:shd w:val="clear" w:color="auto" w:fill="F7F3E8"/>
           </w:tcPr>
           <w:p>
             <w:pPr>
@@ -32674,7 +33134,7 @@
               <w:right w:w="150" w:type="dxa"/>
             </w:tcMar>
             <w:vAlign w:val="center"/>
-            <w:shd w:val="clear" w:color="auto" w:fill="E9EDF6"/>
+            <w:shd w:val="clear" w:color="auto" w:fill="F7F3E8"/>
           </w:tcPr>
           <w:p>
             <w:pPr>
@@ -33375,7 +33835,7 @@
               <w:right w:w="150" w:type="dxa"/>
             </w:tcMar>
             <w:vAlign w:val="center"/>
-            <w:shd w:val="clear" w:color="auto" w:fill="E9EDF6"/>
+            <w:shd w:val="clear" w:color="auto" w:fill="F7F3E8"/>
             <w:tcW w:w="2300" w:type="dxa"/>
           </w:tcPr>
           <w:p>
@@ -33397,7 +33857,7 @@
               <w:right w:w="150" w:type="dxa"/>
             </w:tcMar>
             <w:vAlign w:val="center"/>
-            <w:shd w:val="clear" w:color="auto" w:fill="E9EDF6"/>
+            <w:shd w:val="clear" w:color="auto" w:fill="F7F3E8"/>
             <w:tcW w:w="2283" w:type="dxa"/>
           </w:tcPr>
           <w:p>
@@ -33419,7 +33879,7 @@
               <w:right w:w="150" w:type="dxa"/>
             </w:tcMar>
             <w:vAlign w:val="center"/>
-            <w:shd w:val="clear" w:color="auto" w:fill="E9EDF6"/>
+            <w:shd w:val="clear" w:color="auto" w:fill="F7F3E8"/>
             <w:tcW w:w="2262" w:type="dxa"/>
           </w:tcPr>
           <w:p>
@@ -33441,7 +33901,7 @@
               <w:right w:w="150" w:type="dxa"/>
             </w:tcMar>
             <w:vAlign w:val="center"/>
-            <w:shd w:val="clear" w:color="auto" w:fill="E9EDF6"/>
+            <w:shd w:val="clear" w:color="auto" w:fill="F7F3E8"/>
             <w:tcW w:w="2227" w:type="dxa"/>
           </w:tcPr>
           <w:p>
@@ -33557,7 +34017,7 @@
               <w:right w:w="150" w:type="dxa"/>
             </w:tcMar>
             <w:vAlign w:val="center"/>
-            <w:shd w:val="clear" w:color="auto" w:fill="E9EDF6"/>
+            <w:shd w:val="clear" w:color="auto" w:fill="F7F3E8"/>
             <w:tcW w:w="2300" w:type="dxa"/>
           </w:tcPr>
           <w:p>
@@ -33579,7 +34039,7 @@
               <w:right w:w="150" w:type="dxa"/>
             </w:tcMar>
             <w:vAlign w:val="center"/>
-            <w:shd w:val="clear" w:color="auto" w:fill="E9EDF6"/>
+            <w:shd w:val="clear" w:color="auto" w:fill="F7F3E8"/>
             <w:tcW w:w="2283" w:type="dxa"/>
           </w:tcPr>
           <w:p>
@@ -33601,7 +34061,7 @@
               <w:right w:w="150" w:type="dxa"/>
             </w:tcMar>
             <w:vAlign w:val="center"/>
-            <w:shd w:val="clear" w:color="auto" w:fill="E9EDF6"/>
+            <w:shd w:val="clear" w:color="auto" w:fill="F7F3E8"/>
             <w:tcW w:w="2262" w:type="dxa"/>
           </w:tcPr>
           <w:p>
@@ -33623,7 +34083,7 @@
               <w:right w:w="150" w:type="dxa"/>
             </w:tcMar>
             <w:vAlign w:val="center"/>
-            <w:shd w:val="clear" w:color="auto" w:fill="E9EDF6"/>
+            <w:shd w:val="clear" w:color="auto" w:fill="F7F3E8"/>
             <w:tcW w:w="2227" w:type="dxa"/>
           </w:tcPr>
           <w:p>
@@ -34349,11 +34809,14 @@
     <w:r>
       <w:rPr>
         <w:rFonts w:ascii="Fraunces" w:hAnsi="Fraunces"/>
+        <w:b w:val="0"/>
         <w:i/>
         <w:color w:val="5B6372"/>
         <w:sz w:val="19"/>
       </w:rPr>
-      <w:t>Student Policies Handbook</w:t>
+      <w:fldChar w:fldCharType="begin"/>
+      <w:instrText xml:space="preserve"> STYLEREF "Heading 2" \* MERGEFORMAT </w:instrText>
+      <w:fldChar w:fldCharType="end"/>
     </w:r>
   </w:p>
 </w:hdr>

--- a/AMIU_Student_Policies_Handbook_2028.docx
+++ b/AMIU_Student_Policies_Handbook_2028.docx
@@ -34789,6 +34789,7 @@
       <w:pBdr>
         <w:bottom w:val="single" w:sz="3" w:space="6" w:color="B08625"/>
       </w:pBdr>
+      <w:suppressAutoHyphens w:val="true"/>
     </w:pPr>
     <w:r/>
     <w:r>

--- a/AMIU_Student_Policies_Handbook_2028.docx
+++ b/AMIU_Student_Policies_Handbook_2028.docx
@@ -551,7 +551,7 @@
               <w:suppressAutoHyphens/>
             </w:pPr>
             <w:r>
-              <w:t xml:space="preserve">Constitution (AMIU-CON-001); Strategic Implementation Blueprint 2028–2050 (AMIU-SB-002); Institutional Governance Compendium (AMIU-IGC-004); Academic Handbook (AMIU-ACAH-001)</w:t>
+              <w:t xml:space="preserve">Constitution (AMIU-CON-001); Strategic Implementation Blueprint 2028–2050 (AMIU-SB-002); Institutional Governance Compendium (AMIU-IGC-004); Academic Handbook (AMIU-ACAH-001); Operations Handbook (AMIU-OPSH-001)</w:t>
             </w:r>
           </w:p>
         </w:tc>

--- a/AMIU_Student_Policies_Handbook_2028.docx
+++ b/AMIU_Student_Policies_Handbook_2028.docx
@@ -551,7 +551,7 @@
               <w:suppressAutoHyphens/>
             </w:pPr>
             <w:r>
-              <w:t xml:space="preserve">Constitution (AMIU-CON-001); Strategic Implementation Blueprint 2028–2050 (AMIU-SB-002); Institutional Governance Compendium (AMIU-IGC-004); Academic Handbook (AMIU-ACAH-001); Operations Handbook (AMIU-OPSH-001)</w:t>
+              <w:t xml:space="preserve">Constitution (AMIU-CON-001); Strategic Implementation Blueprint 2028–2050 (AMIU-SB-002); Institutional Governance Compendium (AMIU-IGC-004); Academic Handbook (AMIU-ACAH-001); Operations Handbook (AMIU-OPSH-001); Legal &amp; Compliance Handbook (AMIU-LEGH-001)</w:t>
             </w:r>
           </w:p>
         </w:tc>

--- a/AMIU_Student_Policies_Handbook_2028.docx
+++ b/AMIU_Student_Policies_Handbook_2028.docx
@@ -551,7 +551,7 @@
               <w:suppressAutoHyphens/>
             </w:pPr>
             <w:r>
-              <w:t xml:space="preserve">Constitution (AMIU-CON-001); Strategic Implementation Blueprint 2028–2050 (AMIU-SB-002); Institutional Governance Compendium (AMIU-IGC-004); Academic Handbook (AMIU-ACAH-001); Operations Handbook (AMIU-OPSH-001); Legal &amp; Compliance Handbook (AMIU-LEGH-001)</w:t>
+              <w:t xml:space="preserve">Constitution (AMIU-CON-001); Strategic Implementation Blueprint 2028–2050 (AMIU-SB-002); Institutional Governance Compendium (AMIU-IGC-004); Academic Handbook (AMIU-ACAH-001); Operations Handbook (AMIU-OPSH-001); Legal &amp; Compliance Handbook (AMIU-LEGH-001); Marketing &amp; Communications Handbook (AMIU-MKTH-001)</w:t>
             </w:r>
           </w:p>
         </w:tc>

--- a/AMIU_Student_Policies_Handbook_2028.docx
+++ b/AMIU_Student_Policies_Handbook_2028.docx
@@ -551,7 +551,7 @@
               <w:suppressAutoHyphens/>
             </w:pPr>
             <w:r>
-              <w:t xml:space="preserve">Constitution (AMIU-CON-001); Strategic Implementation Blueprint 2028–2050 (AMIU-SB-002); Institutional Governance Compendium (AMIU-IGC-004); Academic Handbook (AMIU-ACAH-001); Operations Handbook (AMIU-OPSH-001); Legal &amp; Compliance Handbook (AMIU-LEGH-001); Marketing &amp; Communications Handbook (AMIU-MKTH-001)</w:t>
+              <w:t xml:space="preserve">Constitution (AMIU-CON-001); Strategic Implementation Blueprint 2028–2050 (AMIU-SB-002); Institutional Governance Compendium (AMIU-IGC-004); Academic Handbook (AMIU-ACAH-001); Operations Handbook (AMIU-OPSH-001); Legal &amp; Compliance Handbook (AMIU-LEGH-001); Marketing &amp; Communications Handbook (AMIU-MKTH-001); Waqf &amp; Research Handbook (AMIU-WAQH-001)</w:t>
             </w:r>
           </w:p>
         </w:tc>
@@ -771,7 +771,7 @@
                 <w:bCs/>
                 <w:b/>
               </w:rPr>
-              <w:t xml:space="preserve">4</w:t>
+              <w:t xml:space="preserve">5</w:t>
             </w:r>
           </w:p>
         </w:tc>
@@ -828,7 +828,7 @@
                 <w:bCs/>
                 <w:b/>
               </w:rPr>
-              <w:t xml:space="preserve">9</w:t>
+              <w:t xml:space="preserve">10</w:t>
             </w:r>
           </w:p>
         </w:tc>
@@ -883,7 +883,7 @@
                 <w:bCs/>
                 <w:b/>
               </w:rPr>
-              <w:t xml:space="preserve">20</w:t>
+              <w:t xml:space="preserve">21</w:t>
             </w:r>
           </w:p>
         </w:tc>
@@ -940,7 +940,7 @@
                 <w:bCs/>
                 <w:b/>
               </w:rPr>
-              <w:t xml:space="preserve">26</w:t>
+              <w:t xml:space="preserve">27</w:t>
             </w:r>
           </w:p>
         </w:tc>
@@ -995,7 +995,7 @@
                 <w:bCs/>
                 <w:b/>
               </w:rPr>
-              <w:t xml:space="preserve">30</w:t>
+              <w:t xml:space="preserve">31</w:t>
             </w:r>
           </w:p>
         </w:tc>
@@ -1052,7 +1052,7 @@
                 <w:bCs/>
                 <w:b/>
               </w:rPr>
-              <w:t xml:space="preserve">33</w:t>
+              <w:t xml:space="preserve">34</w:t>
             </w:r>
           </w:p>
         </w:tc>
@@ -1107,7 +1107,7 @@
                 <w:bCs/>
                 <w:b/>
               </w:rPr>
-              <w:t xml:space="preserve">36</w:t>
+              <w:t xml:space="preserve">37</w:t>
             </w:r>
           </w:p>
         </w:tc>
@@ -1164,7 +1164,7 @@
                 <w:bCs/>
                 <w:b/>
               </w:rPr>
-              <w:t xml:space="preserve">41</w:t>
+              <w:t xml:space="preserve">42</w:t>
             </w:r>
           </w:p>
         </w:tc>
@@ -1219,7 +1219,7 @@
                 <w:bCs/>
                 <w:b/>
               </w:rPr>
-              <w:t xml:space="preserve">46</w:t>
+              <w:t xml:space="preserve">47</w:t>
             </w:r>
           </w:p>
         </w:tc>
@@ -1276,7 +1276,7 @@
                 <w:bCs/>
                 <w:b/>
               </w:rPr>
-              <w:t xml:space="preserve">51</w:t>
+              <w:t xml:space="preserve">52</w:t>
             </w:r>
           </w:p>
         </w:tc>
@@ -1331,7 +1331,7 @@
                 <w:bCs/>
                 <w:b/>
               </w:rPr>
-              <w:t xml:space="preserve">55</w:t>
+              <w:t xml:space="preserve">56</w:t>
             </w:r>
           </w:p>
         </w:tc>
@@ -1388,7 +1388,7 @@
                 <w:bCs/>
                 <w:b/>
               </w:rPr>
-              <w:t xml:space="preserve">58</w:t>
+              <w:t xml:space="preserve">59</w:t>
             </w:r>
           </w:p>
         </w:tc>
@@ -1443,7 +1443,7 @@
                 <w:bCs/>
                 <w:b/>
               </w:rPr>
-              <w:t xml:space="preserve">62</w:t>
+              <w:t xml:space="preserve">63</w:t>
             </w:r>
           </w:p>
         </w:tc>
@@ -1500,7 +1500,7 @@
                 <w:bCs/>
                 <w:b/>
               </w:rPr>
-              <w:t xml:space="preserve">65</w:t>
+              <w:t xml:space="preserve">66</w:t>
             </w:r>
           </w:p>
         </w:tc>
@@ -1555,7 +1555,7 @@
                 <w:bCs/>
                 <w:b/>
               </w:rPr>
-              <w:t xml:space="preserve">68</w:t>
+              <w:t xml:space="preserve">69</w:t>
             </w:r>
           </w:p>
         </w:tc>
@@ -1612,7 +1612,7 @@
                 <w:bCs/>
                 <w:b/>
               </w:rPr>
-              <w:t xml:space="preserve">71</w:t>
+              <w:t xml:space="preserve">72</w:t>
             </w:r>
           </w:p>
         </w:tc>
@@ -1667,7 +1667,7 @@
                 <w:bCs/>
                 <w:b/>
               </w:rPr>
-              <w:t xml:space="preserve">75</w:t>
+              <w:t xml:space="preserve">76</w:t>
             </w:r>
           </w:p>
         </w:tc>
@@ -1724,7 +1724,7 @@
                 <w:bCs/>
                 <w:b/>
               </w:rPr>
-              <w:t xml:space="preserve">79</w:t>
+              <w:t xml:space="preserve">80</w:t>
             </w:r>
           </w:p>
         </w:tc>
